--- a/docs/种子源模块控制器_使用说明书.docx
+++ b/docs/种子源模块控制器_使用说明书.docx
@@ -29,6 +29,7 @@
       <w:r>
         <w:rPr>
           <w:rFonts w:ascii="微软雅黑" w:hAnsi="微软雅黑" w:eastAsia="微软雅黑"/>
+          <w:b w:val="0"/>
           <w:color w:val="1F497D"/>
           <w:sz w:val="44"/>
         </w:rPr>
@@ -43,6 +44,7 @@
       <w:r>
         <w:rPr>
           <w:rFonts w:ascii="微软雅黑" w:hAnsi="微软雅黑" w:eastAsia="微软雅黑"/>
+          <w:b w:val="0"/>
           <w:color w:val="595659"/>
           <w:sz w:val="28"/>
         </w:rPr>
@@ -61,6 +63,7 @@
       <w:r>
         <w:rPr>
           <w:rFonts w:ascii="微软雅黑" w:hAnsi="微软雅黑" w:eastAsia="微软雅黑"/>
+          <w:b/>
         </w:rPr>
         <w:t>1. 软件简介</w:t>
       </w:r>
@@ -74,6 +77,7 @@
       <w:r>
         <w:rPr>
           <w:rFonts w:ascii="微软雅黑" w:hAnsi="微软雅黑" w:eastAsia="微软雅黑"/>
+          <w:b w:val="0"/>
           <w:sz w:val="22"/>
         </w:rPr>
         <w:t>软件名称：种子源模块控制器（SeedSourceControl）</w:t>
@@ -88,6 +92,7 @@
       <w:r>
         <w:rPr>
           <w:rFonts w:ascii="微软雅黑" w:hAnsi="微软雅黑" w:eastAsia="微软雅黑"/>
+          <w:b w:val="0"/>
           <w:sz w:val="22"/>
         </w:rPr>
         <w:t>版本：v1.0.1</w:t>
@@ -102,6 +107,7 @@
       <w:r>
         <w:rPr>
           <w:rFonts w:ascii="微软雅黑" w:hAnsi="微软雅黑" w:eastAsia="微软雅黑"/>
+          <w:b w:val="0"/>
           <w:sz w:val="22"/>
         </w:rPr>
         <w:t>运行环境：Windows 7/10/11（64位）</w:t>
@@ -116,9 +122,10 @@
       <w:r>
         <w:rPr>
           <w:rFonts w:ascii="微软雅黑" w:hAnsi="微软雅黑" w:eastAsia="微软雅黑"/>
+          <w:b w:val="0"/>
           <w:sz w:val="22"/>
         </w:rPr>
-        <w:t>软件用途：用于控制和管理种子源模块设备，通过串口与设备通信，实现参数设置、实时监控、报警管理等功能</w:t>
+        <w:t>软件用途：用于控制和管理种子源模块设备，通过串口与设备通信</w:t>
       </w:r>
     </w:p>
     <w:p>
@@ -130,6 +137,7 @@
       <w:r>
         <w:rPr>
           <w:rFonts w:ascii="微软雅黑" w:hAnsi="微软雅黑" w:eastAsia="微软雅黑"/>
+          <w:b w:val="0"/>
           <w:sz w:val="22"/>
         </w:rPr>
         <w:t>通信协议：《种子源模块通信协议V1.3》</w:t>
@@ -137,11 +145,27 @@
     </w:p>
     <w:p>
       <w:pPr>
-        <w:pStyle w:val="Heading1"/>
+        <w:pStyle w:val="ListBullet"/>
+        <w:spacing w:after="40" w:before="20"/>
+        <w:ind w:left="567"/>
       </w:pPr>
       <w:r>
         <w:rPr>
           <w:rFonts w:ascii="微软雅黑" w:hAnsi="微软雅黑" w:eastAsia="微软雅黑"/>
+          <w:b w:val="0"/>
+          <w:sz w:val="22"/>
+        </w:rPr>
+        <w:t>主要功能：设备连接通信、参数配置、实时数据监控、数据可视化、报警管理、数据记录与导出</w:t>
+      </w:r>
+    </w:p>
+    <w:p>
+      <w:pPr>
+        <w:pStyle w:val="Heading1"/>
+      </w:pPr>
+      <w:r>
+        <w:rPr>
+          <w:rFonts w:ascii="微软雅黑" w:hAnsi="微软雅黑" w:eastAsia="微软雅黑"/>
+          <w:b/>
         </w:rPr>
         <w:t>2. 安装与启动</w:t>
       </w:r>
@@ -153,6 +177,7 @@
       <w:r>
         <w:rPr>
           <w:rFonts w:ascii="微软雅黑" w:hAnsi="微软雅黑" w:eastAsia="微软雅黑"/>
+          <w:b/>
         </w:rPr>
         <w:t>2.1 系统要求</w:t>
       </w:r>
@@ -166,6 +191,7 @@
       <w:r>
         <w:rPr>
           <w:rFonts w:ascii="微软雅黑" w:hAnsi="微软雅黑" w:eastAsia="微软雅黑"/>
+          <w:b w:val="0"/>
           <w:sz w:val="22"/>
         </w:rPr>
         <w:t>操作系统：Windows 7/10/11 64位</w:t>
@@ -180,6 +206,7 @@
       <w:r>
         <w:rPr>
           <w:rFonts w:ascii="微软雅黑" w:hAnsi="微软雅黑" w:eastAsia="微软雅黑"/>
+          <w:b w:val="0"/>
           <w:sz w:val="22"/>
         </w:rPr>
         <w:t>无需安装Qt环境（已集成运行时依赖）</w:t>
@@ -187,11 +214,27 @@
     </w:p>
     <w:p>
       <w:pPr>
-        <w:pStyle w:val="Heading2"/>
+        <w:pStyle w:val="ListBullet"/>
+        <w:spacing w:after="40" w:before="20"/>
+        <w:ind w:left="567"/>
       </w:pPr>
       <w:r>
         <w:rPr>
           <w:rFonts w:ascii="微软雅黑" w:hAnsi="微软雅黑" w:eastAsia="微软雅黑"/>
+          <w:b w:val="0"/>
+          <w:sz w:val="22"/>
+        </w:rPr>
+        <w:t>至少一个可用串口（物理串口或虚拟串口）</w:t>
+      </w:r>
+    </w:p>
+    <w:p>
+      <w:pPr>
+        <w:pStyle w:val="Heading2"/>
+      </w:pPr>
+      <w:r>
+        <w:rPr>
+          <w:rFonts w:ascii="微软雅黑" w:hAnsi="微软雅黑" w:eastAsia="微软雅黑"/>
+          <w:b/>
         </w:rPr>
         <w:t>2.2 启动方式</w:t>
       </w:r>
@@ -205,6 +248,7 @@
       <w:r>
         <w:rPr>
           <w:rFonts w:ascii="微软雅黑" w:hAnsi="微软雅黑" w:eastAsia="微软雅黑"/>
+          <w:b w:val="0"/>
           <w:sz w:val="22"/>
         </w:rPr>
         <w:t>双击 SeedSourceControl.exe 即可启动</w:t>
@@ -219,6 +263,7 @@
       <w:r>
         <w:rPr>
           <w:rFonts w:ascii="微软雅黑" w:hAnsi="微软雅黑" w:eastAsia="微软雅黑"/>
+          <w:b w:val="0"/>
           <w:sz w:val="22"/>
         </w:rPr>
         <w:t>程序位于 build\deploy\Debug\ 目录</w:t>
@@ -233,6 +278,7 @@
       <w:r>
         <w:rPr>
           <w:rFonts w:ascii="微软雅黑" w:hAnsi="微软雅黑" w:eastAsia="微软雅黑"/>
+          <w:b w:val="0"/>
           <w:sz w:val="22"/>
         </w:rPr>
         <w:t>程序以Windows GUI模式运行，不会弹出命令行窗口</w:t>
@@ -245,6 +291,7 @@
       <w:r>
         <w:rPr>
           <w:rFonts w:ascii="微软雅黑" w:hAnsi="微软雅黑" w:eastAsia="微软雅黑"/>
+          <w:b/>
         </w:rPr>
         <w:t>2.3 目录说明</w:t>
       </w:r>
@@ -254,82 +301,6 @@
         <w:pStyle w:val="ListBullet"/>
         <w:spacing w:after="40" w:before="20"/>
         <w:ind w:left="567"/>
-      </w:pPr>
-      <w:r>
-        <w:rPr>
-          <w:rFonts w:ascii="微软雅黑" w:hAnsi="微软雅黑" w:eastAsia="微软雅黑"/>
-          <w:sz w:val="22"/>
-        </w:rPr>
-        <w:t>deploy\Debug\SeedSourceControl.exe — 主程序</w:t>
-      </w:r>
-    </w:p>
-    <w:p>
-      <w:pPr>
-        <w:pStyle w:val="ListBullet"/>
-        <w:spacing w:after="40" w:before="20"/>
-        <w:ind w:left="567"/>
-      </w:pPr>
-      <w:r>
-        <w:rPr>
-          <w:rFonts w:ascii="微软雅黑" w:hAnsi="微软雅黑" w:eastAsia="微软雅黑"/>
-          <w:sz w:val="22"/>
-        </w:rPr>
-        <w:t>deploy\Debug\platforms\ — Qt平台插件</w:t>
-      </w:r>
-    </w:p>
-    <w:p>
-      <w:pPr>
-        <w:pStyle w:val="ListBullet"/>
-        <w:spacing w:after="40" w:before="20"/>
-        <w:ind w:left="567"/>
-      </w:pPr>
-      <w:r>
-        <w:rPr>
-          <w:rFonts w:ascii="微软雅黑" w:hAnsi="微软雅黑" w:eastAsia="微软雅黑"/>
-          <w:sz w:val="22"/>
-        </w:rPr>
-        <w:t>deploy\Debug\sqldrivers\ — SQLite数据库驱动</w:t>
-      </w:r>
-    </w:p>
-    <w:p>
-      <w:pPr>
-        <w:pStyle w:val="ListBullet"/>
-        <w:spacing w:after="40" w:before="20"/>
-        <w:ind w:left="567"/>
-      </w:pPr>
-      <w:r>
-        <w:rPr>
-          <w:rFonts w:ascii="微软雅黑" w:hAnsi="微软雅黑" w:eastAsia="微软雅黑"/>
-          <w:sz w:val="22"/>
-        </w:rPr>
-        <w:t>deploy\Debug\imageformats\ — 图像格式插件</w:t>
-      </w:r>
-    </w:p>
-    <w:p>
-      <w:pPr>
-        <w:pStyle w:val="Heading1"/>
-      </w:pPr>
-      <w:r>
-        <w:rPr>
-          <w:rFonts w:ascii="微软雅黑" w:hAnsi="微软雅黑" w:eastAsia="微软雅黑"/>
-        </w:rPr>
-        <w:t>3. 界面说明</w:t>
-      </w:r>
-    </w:p>
-    <w:p>
-      <w:pPr>
-        <w:pStyle w:val="Heading2"/>
-      </w:pPr>
-      <w:r>
-        <w:rPr>
-          <w:rFonts w:ascii="微软雅黑" w:hAnsi="微软雅黑" w:eastAsia="微软雅黑"/>
-        </w:rPr>
-        <w:t>3.1 主界面布局</w:t>
-      </w:r>
-    </w:p>
-    <w:p>
-      <w:pPr>
-        <w:spacing w:after="80" w:before="40"/>
       </w:pPr>
       <w:r>
         <w:rPr>
@@ -337,7 +308,7 @@
           <w:b w:val="0"/>
           <w:sz w:val="22"/>
         </w:rPr>
-        <w:t>主界面分为左右两个区域：</w:t>
+        <w:t>SeedSourceControl.exe — 主程序</w:t>
       </w:r>
     </w:p>
     <w:p>
@@ -349,9 +320,10 @@
       <w:r>
         <w:rPr>
           <w:rFonts w:ascii="微软雅黑" w:hAnsi="微软雅黑" w:eastAsia="微软雅黑"/>
+          <w:b w:val="0"/>
           <w:sz w:val="22"/>
         </w:rPr>
-        <w:t>左侧区域（从上到下）：连接面板、控制面板、状态面板</w:t>
+        <w:t>platforms\ — Qt平台插件（qwindowsd.dll等）</w:t>
       </w:r>
     </w:p>
     <w:p>
@@ -363,9 +335,10 @@
       <w:r>
         <w:rPr>
           <w:rFonts w:ascii="微软雅黑" w:hAnsi="微软雅黑" w:eastAsia="微软雅黑"/>
+          <w:b w:val="0"/>
           <w:sz w:val="22"/>
         </w:rPr>
-        <w:t>右侧区域（从上到下）：实时图表面板、报警面板、日志面板</w:t>
+        <w:t>sqldrivers\ — SQLite数据库驱动（qsqlited.dll）</w:t>
       </w:r>
     </w:p>
     <w:p>
@@ -377,24 +350,66 @@
       <w:r>
         <w:rPr>
           <w:rFonts w:ascii="微软雅黑" w:hAnsi="微软雅黑" w:eastAsia="微软雅黑"/>
+          <w:b w:val="0"/>
           <w:sz w:val="22"/>
         </w:rPr>
-        <w:t>各区域可通过拖拽分割条调整大小</w:t>
+        <w:t>imageformats\ — 图像格式插件</w:t>
       </w:r>
     </w:p>
     <w:p>
       <w:pPr>
-        <w:pStyle w:val="Heading2"/>
+        <w:pStyle w:val="ListBullet"/>
+        <w:spacing w:after="40" w:before="20"/>
+        <w:ind w:left="567"/>
       </w:pPr>
       <w:r>
         <w:rPr>
           <w:rFonts w:ascii="微软雅黑" w:hAnsi="微软雅黑" w:eastAsia="微软雅黑"/>
+          <w:b w:val="0"/>
+          <w:sz w:val="22"/>
         </w:rPr>
-        <w:t>3.2 连接面板</w:t>
+        <w:t>styles\ — Qt样式插件</w:t>
       </w:r>
     </w:p>
     <w:p>
       <w:pPr>
+        <w:pStyle w:val="Heading1"/>
+      </w:pPr>
+      <w:r>
+        <w:rPr>
+          <w:rFonts w:ascii="微软雅黑" w:hAnsi="微软雅黑" w:eastAsia="微软雅黑"/>
+          <w:b/>
+        </w:rPr>
+        <w:t>3. 界面说明</w:t>
+      </w:r>
+    </w:p>
+    <w:p>
+      <w:pPr>
+        <w:pStyle w:val="Heading2"/>
+      </w:pPr>
+      <w:r>
+        <w:rPr>
+          <w:rFonts w:ascii="微软雅黑" w:hAnsi="微软雅黑" w:eastAsia="微软雅黑"/>
+          <w:b/>
+        </w:rPr>
+        <w:t>3.1 主界面布局</w:t>
+      </w:r>
+    </w:p>
+    <w:p>
+      <w:pPr>
+        <w:spacing w:after="80" w:before="40"/>
+      </w:pPr>
+      <w:r>
+        <w:rPr>
+          <w:rFonts w:ascii="微软雅黑" w:hAnsi="微软雅黑" w:eastAsia="微软雅黑"/>
+          <w:b w:val="0"/>
+          <w:sz w:val="22"/>
+        </w:rPr>
+        <w:t>主界面分为左右两个区域，通过可拖拽的分割条调整大小：</w:t>
+      </w:r>
+    </w:p>
+    <w:p>
+      <w:pPr>
         <w:pStyle w:val="ListBullet"/>
         <w:spacing w:after="40" w:before="20"/>
         <w:ind w:left="567"/>
@@ -402,51 +417,55 @@
       <w:r>
         <w:rPr>
           <w:rFonts w:ascii="微软雅黑" w:hAnsi="微软雅黑" w:eastAsia="微软雅黑"/>
+          <w:b w:val="0"/>
           <w:sz w:val="22"/>
         </w:rPr>
-        <w:t>串口选择：下拉选择可用的COM端口</w:t>
+        <w:t>左侧区域（约30%宽度，从上到下）：</w:t>
       </w:r>
     </w:p>
     <w:p>
       <w:pPr>
         <w:pStyle w:val="ListBullet"/>
         <w:spacing w:after="40" w:before="20"/>
-        <w:ind w:left="567"/>
+        <w:ind w:left="992"/>
       </w:pPr>
       <w:r>
         <w:rPr>
           <w:rFonts w:ascii="微软雅黑" w:hAnsi="微软雅黑" w:eastAsia="微软雅黑"/>
+          <w:b w:val="0"/>
           <w:sz w:val="22"/>
         </w:rPr>
-        <w:t>波特率：支持9600/19200/38400/57600/115200等</w:t>
+        <w:t>1. 连接面板（Serial Port Configuration）</w:t>
       </w:r>
     </w:p>
     <w:p>
       <w:pPr>
         <w:pStyle w:val="ListBullet"/>
         <w:spacing w:after="40" w:before="20"/>
-        <w:ind w:left="567"/>
+        <w:ind w:left="992"/>
       </w:pPr>
       <w:r>
         <w:rPr>
           <w:rFonts w:ascii="微软雅黑" w:hAnsi="微软雅黑" w:eastAsia="微软雅黑"/>
+          <w:b w:val="0"/>
           <w:sz w:val="22"/>
         </w:rPr>
-        <w:t>数据位：5/6/7/8</w:t>
+        <w:t>2. 控制面板（Device Control + Parameter Settings）</w:t>
       </w:r>
     </w:p>
     <w:p>
       <w:pPr>
         <w:pStyle w:val="ListBullet"/>
         <w:spacing w:after="40" w:before="20"/>
-        <w:ind w:left="567"/>
+        <w:ind w:left="992"/>
       </w:pPr>
       <w:r>
         <w:rPr>
           <w:rFonts w:ascii="微软雅黑" w:hAnsi="微软雅黑" w:eastAsia="微软雅黑"/>
+          <w:b w:val="0"/>
           <w:sz w:val="22"/>
         </w:rPr>
-        <w:t>校验位：无校验/偶校验/奇校验</w:t>
+        <w:t>3. 状态面板（Device Status）</w:t>
       </w:r>
     </w:p>
     <w:p>
@@ -458,55 +477,71 @@
       <w:r>
         <w:rPr>
           <w:rFonts w:ascii="微软雅黑" w:hAnsi="微软雅黑" w:eastAsia="微软雅黑"/>
+          <w:b w:val="0"/>
           <w:sz w:val="22"/>
         </w:rPr>
-        <w:t>停止位：1/1.5/2</w:t>
+        <w:t>右侧区域（约70%宽度，从上到下）：</w:t>
       </w:r>
     </w:p>
     <w:p>
       <w:pPr>
         <w:pStyle w:val="ListBullet"/>
         <w:spacing w:after="40" w:before="20"/>
-        <w:ind w:left="567"/>
+        <w:ind w:left="992"/>
       </w:pPr>
       <w:r>
         <w:rPr>
           <w:rFonts w:ascii="微软雅黑" w:hAnsi="微软雅黑" w:eastAsia="微软雅黑"/>
+          <w:b w:val="0"/>
           <w:sz w:val="22"/>
         </w:rPr>
-        <w:t>流控制：无/硬件/软件</w:t>
+        <w:t>1. 实时图表面板</w:t>
       </w:r>
     </w:p>
     <w:p>
       <w:pPr>
         <w:pStyle w:val="ListBullet"/>
         <w:spacing w:after="40" w:before="20"/>
-        <w:ind w:left="567"/>
+        <w:ind w:left="992"/>
       </w:pPr>
       <w:r>
         <w:rPr>
           <w:rFonts w:ascii="微软雅黑" w:hAnsi="微软雅黑" w:eastAsia="微软雅黑"/>
+          <w:b w:val="0"/>
           <w:sz w:val="22"/>
         </w:rPr>
-        <w:t>连接按钮：点击连接设备</w:t>
+        <w:t>2. 报警面板</w:t>
       </w:r>
     </w:p>
     <w:p>
       <w:pPr>
         <w:pStyle w:val="ListBullet"/>
         <w:spacing w:after="40" w:before="20"/>
-        <w:ind w:left="567"/>
+        <w:ind w:left="992"/>
       </w:pPr>
       <w:r>
         <w:rPr>
           <w:rFonts w:ascii="微软雅黑" w:hAnsi="微软雅黑" w:eastAsia="微软雅黑"/>
+          <w:b w:val="0"/>
           <w:sz w:val="22"/>
         </w:rPr>
-        <w:t>断开按钮：点击断开设备</w:t>
+        <w:t>3. 日志面板</w:t>
       </w:r>
     </w:p>
     <w:p>
       <w:pPr>
+        <w:pStyle w:val="Heading2"/>
+      </w:pPr>
+      <w:r>
+        <w:rPr>
+          <w:rFonts w:ascii="微软雅黑" w:hAnsi="微软雅黑" w:eastAsia="微软雅黑"/>
+          <w:b/>
+        </w:rPr>
+        <w:t>3.2 连接面板（Serial Port Configuration）</w:t>
+      </w:r>
+    </w:p>
+    <w:p>
+      <w:pPr>
         <w:pStyle w:val="ListBullet"/>
         <w:spacing w:after="40" w:before="20"/>
         <w:ind w:left="567"/>
@@ -514,24 +549,174 @@
       <w:r>
         <w:rPr>
           <w:rFonts w:ascii="微软雅黑" w:hAnsi="微软雅黑" w:eastAsia="微软雅黑"/>
+          <w:b w:val="0"/>
           <w:sz w:val="22"/>
         </w:rPr>
-        <w:t>刷新按钮：刷新可用串口列表</w:t>
+        <w:t>Port：串口选择下拉框，显示系统可用COM端口</w:t>
       </w:r>
     </w:p>
     <w:p>
       <w:pPr>
-        <w:pStyle w:val="Heading2"/>
+        <w:pStyle w:val="ListBullet"/>
+        <w:spacing w:after="40" w:before="20"/>
+        <w:ind w:left="567"/>
       </w:pPr>
       <w:r>
         <w:rPr>
           <w:rFonts w:ascii="微软雅黑" w:hAnsi="微软雅黑" w:eastAsia="微软雅黑"/>
+          <w:b w:val="0"/>
+          <w:sz w:val="22"/>
+        </w:rPr>
+        <w:t>Baud Rate：波特率下拉框，默认115200，支持所有标准波特率</w:t>
+      </w:r>
+    </w:p>
+    <w:p>
+      <w:pPr>
+        <w:pStyle w:val="ListBullet"/>
+        <w:spacing w:after="40" w:before="20"/>
+        <w:ind w:left="567"/>
+      </w:pPr>
+      <w:r>
+        <w:rPr>
+          <w:rFonts w:ascii="微软雅黑" w:hAnsi="微软雅黑" w:eastAsia="微软雅黑"/>
+          <w:b w:val="0"/>
+          <w:sz w:val="22"/>
+        </w:rPr>
+        <w:t>Data Bits：数据位下拉框，选项5/6/7/8，默认8</w:t>
+      </w:r>
+    </w:p>
+    <w:p>
+      <w:pPr>
+        <w:pStyle w:val="ListBullet"/>
+        <w:spacing w:after="40" w:before="20"/>
+        <w:ind w:left="567"/>
+      </w:pPr>
+      <w:r>
+        <w:rPr>
+          <w:rFonts w:ascii="微软雅黑" w:hAnsi="微软雅黑" w:eastAsia="微软雅黑"/>
+          <w:b w:val="0"/>
+          <w:sz w:val="22"/>
+        </w:rPr>
+        <w:t>Parity：校验位下拉框，选项None/Even/Odd/Mark/Space，默认None</w:t>
+      </w:r>
+    </w:p>
+    <w:p>
+      <w:pPr>
+        <w:pStyle w:val="ListBullet"/>
+        <w:spacing w:after="40" w:before="20"/>
+        <w:ind w:left="567"/>
+      </w:pPr>
+      <w:r>
+        <w:rPr>
+          <w:rFonts w:ascii="微软雅黑" w:hAnsi="微软雅黑" w:eastAsia="微软雅黑"/>
+          <w:b w:val="0"/>
+          <w:sz w:val="22"/>
+        </w:rPr>
+        <w:t>Stop Bits：停止位下拉框，选项1/1.5/2，默认1</w:t>
+      </w:r>
+    </w:p>
+    <w:p>
+      <w:pPr>
+        <w:pStyle w:val="ListBullet"/>
+        <w:spacing w:after="40" w:before="20"/>
+        <w:ind w:left="567"/>
+      </w:pPr>
+      <w:r>
+        <w:rPr>
+          <w:rFonts w:ascii="微软雅黑" w:hAnsi="微软雅黑" w:eastAsia="微软雅黑"/>
+          <w:b w:val="0"/>
+          <w:sz w:val="22"/>
+        </w:rPr>
+        <w:t>Flow Control：流控制下拉框，选项None/Hardware/Software，默认None</w:t>
+      </w:r>
+    </w:p>
+    <w:p>
+      <w:pPr>
+        <w:pStyle w:val="ListBullet"/>
+        <w:spacing w:after="40" w:before="20"/>
+        <w:ind w:left="567"/>
+      </w:pPr>
+      <w:r>
+        <w:rPr>
+          <w:rFonts w:ascii="微软雅黑" w:hAnsi="微软雅黑" w:eastAsia="微软雅黑"/>
+          <w:b w:val="0"/>
+          <w:sz w:val="22"/>
+        </w:rPr>
+        <w:t>Refresh按钮：刷新可用串口列表</w:t>
+      </w:r>
+    </w:p>
+    <w:p>
+      <w:pPr>
+        <w:pStyle w:val="ListBullet"/>
+        <w:spacing w:after="40" w:before="20"/>
+        <w:ind w:left="567"/>
+      </w:pPr>
+      <w:r>
+        <w:rPr>
+          <w:rFonts w:ascii="微软雅黑" w:hAnsi="微软雅黑" w:eastAsia="微软雅黑"/>
+          <w:b w:val="0"/>
+          <w:sz w:val="22"/>
+        </w:rPr>
+        <w:t>Connect/Disconnect按钮：连接/断开设备（连接后按钮文字切换为Disconnect）</w:t>
+      </w:r>
+    </w:p>
+    <w:p>
+      <w:pPr>
+        <w:pStyle w:val="ListBullet"/>
+        <w:spacing w:after="40" w:before="20"/>
+        <w:ind w:left="567"/>
+      </w:pPr>
+      <w:r>
+        <w:rPr>
+          <w:rFonts w:ascii="微软雅黑" w:hAnsi="微软雅黑" w:eastAsia="微软雅黑"/>
+          <w:b w:val="0"/>
+          <w:sz w:val="22"/>
+        </w:rPr>
+        <w:t>Status标签：显示连接状态（绿色Connected/红色Disconnected）</w:t>
+      </w:r>
+    </w:p>
+    <w:p>
+      <w:pPr>
+        <w:pStyle w:val="ListBullet"/>
+        <w:spacing w:after="40" w:before="20"/>
+        <w:ind w:left="567"/>
+      </w:pPr>
+      <w:r>
+        <w:rPr>
+          <w:rFonts w:ascii="微软雅黑" w:hAnsi="微软雅黑" w:eastAsia="微软雅黑"/>
+          <w:b w:val="0"/>
+          <w:sz w:val="22"/>
+        </w:rPr>
+        <w:t>注意：连接后所有配置控件将被禁用，需断开后才能修改</w:t>
+      </w:r>
+    </w:p>
+    <w:p>
+      <w:pPr>
+        <w:pStyle w:val="Heading2"/>
+      </w:pPr>
+      <w:r>
+        <w:rPr>
+          <w:rFonts w:ascii="微软雅黑" w:hAnsi="微软雅黑" w:eastAsia="微软雅黑"/>
+          <w:b/>
         </w:rPr>
         <w:t>3.3 控制面板</w:t>
       </w:r>
     </w:p>
     <w:p>
       <w:pPr>
+        <w:spacing w:after="80" w:before="40"/>
+      </w:pPr>
+      <w:r>
+        <w:rPr>
+          <w:rFonts w:ascii="微软雅黑" w:hAnsi="微软雅黑" w:eastAsia="微软雅黑"/>
+          <w:b/>
+          <w:sz w:val="22"/>
+        </w:rPr>
+        <w:t>设备控制区（Device Control）：</w:t>
+      </w:r>
+    </w:p>
+    <w:p>
+      <w:pPr>
         <w:pStyle w:val="ListBullet"/>
         <w:spacing w:after="40" w:before="20"/>
         <w:ind w:left="567"/>
@@ -539,9 +724,10 @@
       <w:r>
         <w:rPr>
           <w:rFonts w:ascii="微软雅黑" w:hAnsi="微软雅黑" w:eastAsia="微软雅黑"/>
+          <w:b w:val="0"/>
           <w:sz w:val="22"/>
         </w:rPr>
-        <w:t>启动按钮：启动设备运行</w:t>
+        <w:t>Start按钮（绿色）：启动设备运行</w:t>
       </w:r>
     </w:p>
     <w:p>
@@ -553,9 +739,10 @@
       <w:r>
         <w:rPr>
           <w:rFonts w:ascii="微软雅黑" w:hAnsi="微软雅黑" w:eastAsia="微软雅黑"/>
+          <w:b w:val="0"/>
           <w:sz w:val="22"/>
         </w:rPr>
-        <w:t>停止按钮：停止设备运行</w:t>
+        <w:t>Stop按钮（红色）：停止设备运行</w:t>
       </w:r>
     </w:p>
     <w:p>
@@ -567,9 +754,10 @@
       <w:r>
         <w:rPr>
           <w:rFonts w:ascii="微软雅黑" w:hAnsi="微软雅黑" w:eastAsia="微软雅黑"/>
+          <w:b w:val="0"/>
           <w:sz w:val="22"/>
         </w:rPr>
-        <w:t>重置按钮：重置设备</w:t>
+        <w:t>Reset按钮（橙色）：重置设备</w:t>
       </w:r>
     </w:p>
     <w:p>
@@ -581,13 +769,27 @@
       <w:r>
         <w:rPr>
           <w:rFonts w:ascii="微软雅黑" w:hAnsi="微软雅黑" w:eastAsia="微软雅黑"/>
+          <w:b w:val="0"/>
           <w:sz w:val="22"/>
         </w:rPr>
-        <w:t>校准按钮：执行设备校准</w:t>
+        <w:t>Calibrate按钮（蓝色）：执行设备校准</w:t>
       </w:r>
     </w:p>
     <w:p>
       <w:pPr>
+        <w:spacing w:after="80" w:before="40"/>
+      </w:pPr>
+      <w:r>
+        <w:rPr>
+          <w:rFonts w:ascii="微软雅黑" w:hAnsi="微软雅黑" w:eastAsia="微软雅黑"/>
+          <w:b/>
+          <w:sz w:val="22"/>
+        </w:rPr>
+        <w:t>参数设置区（Parameter Settings）：</w:t>
+      </w:r>
+    </w:p>
+    <w:p>
+      <w:pPr>
         <w:pStyle w:val="ListBullet"/>
         <w:spacing w:after="40" w:before="20"/>
         <w:ind w:left="567"/>
@@ -595,9 +797,10 @@
       <w:r>
         <w:rPr>
           <w:rFonts w:ascii="微软雅黑" w:hAnsi="微软雅黑" w:eastAsia="微软雅黑"/>
+          <w:b w:val="0"/>
           <w:sz w:val="22"/>
         </w:rPr>
-        <w:t>电流设置：设置目标电流值（0-1000mA）</w:t>
+        <w:t>Target Current：目标电流，范围0-1000.00 mA，步进0.01</w:t>
       </w:r>
     </w:p>
     <w:p>
@@ -609,9 +812,10 @@
       <w:r>
         <w:rPr>
           <w:rFonts w:ascii="微软雅黑" w:hAnsi="微软雅黑" w:eastAsia="微软雅黑"/>
+          <w:b w:val="0"/>
           <w:sz w:val="22"/>
         </w:rPr>
-        <w:t>温度设置：设置目标温度值（-40~125°C）</w:t>
+        <w:t>Target Temperature：目标温度，范围-40.00-125.00 °C，步进0.01</w:t>
       </w:r>
     </w:p>
     <w:p>
@@ -623,24 +827,41 @@
       <w:r>
         <w:rPr>
           <w:rFonts w:ascii="微软雅黑" w:hAnsi="微软雅黑" w:eastAsia="微软雅黑"/>
+          <w:b w:val="0"/>
           <w:sz w:val="22"/>
         </w:rPr>
-        <w:t>功率设置：设置目标功率值（0-10000mW）</w:t>
+        <w:t>Target Power：目标功率，范围0-10000.00 mW，步进0.01</w:t>
       </w:r>
     </w:p>
     <w:p>
       <w:pPr>
-        <w:pStyle w:val="Heading2"/>
+        <w:pStyle w:val="ListBullet"/>
+        <w:spacing w:after="40" w:before="20"/>
+        <w:ind w:left="567"/>
       </w:pPr>
       <w:r>
         <w:rPr>
           <w:rFonts w:ascii="微软雅黑" w:hAnsi="微软雅黑" w:eastAsia="微软雅黑"/>
+          <w:b w:val="0"/>
+          <w:sz w:val="22"/>
         </w:rPr>
-        <w:t>3.4 状态面板</w:t>
+        <w:t>注意：参数变更会实时发送到设备（需设备已连接且运行中）</w:t>
       </w:r>
     </w:p>
     <w:p>
       <w:pPr>
+        <w:pStyle w:val="Heading2"/>
+      </w:pPr>
+      <w:r>
+        <w:rPr>
+          <w:rFonts w:ascii="微软雅黑" w:hAnsi="微软雅黑" w:eastAsia="微软雅黑"/>
+          <w:b/>
+        </w:rPr>
+        <w:t>3.4 状态面板（Device Status）</w:t>
+      </w:r>
+    </w:p>
+    <w:p>
+      <w:pPr>
         <w:pStyle w:val="ListBullet"/>
         <w:spacing w:after="40" w:before="20"/>
         <w:ind w:left="567"/>
@@ -648,9 +869,10 @@
       <w:r>
         <w:rPr>
           <w:rFonts w:ascii="微软雅黑" w:hAnsi="微软雅黑" w:eastAsia="微软雅黑"/>
+          <w:b w:val="0"/>
           <w:sz w:val="22"/>
         </w:rPr>
-        <w:t>设备状态：显示当前设备运行状态</w:t>
+        <w:t>Status：设备状态（Idle灰色/Running绿色/Error红色）</w:t>
       </w:r>
     </w:p>
     <w:p>
@@ -662,9 +884,10 @@
       <w:r>
         <w:rPr>
           <w:rFonts w:ascii="微软雅黑" w:hAnsi="微软雅黑" w:eastAsia="微软雅黑"/>
+          <w:b w:val="0"/>
           <w:sz w:val="22"/>
         </w:rPr>
-        <w:t>电流值：实时显示电流读数（mA）</w:t>
+        <w:t>Current：实时电流值（mA），格式xx.xx mA</w:t>
       </w:r>
     </w:p>
     <w:p>
@@ -676,9 +899,10 @@
       <w:r>
         <w:rPr>
           <w:rFonts w:ascii="微软雅黑" w:hAnsi="微软雅黑" w:eastAsia="微软雅黑"/>
+          <w:b w:val="0"/>
           <w:sz w:val="22"/>
         </w:rPr>
-        <w:t>温度值：实时显示温度读数（°C）</w:t>
+        <w:t>Temperature：实时温度值（°C），&gt;80°C红色，&gt;60°C橙色</w:t>
       </w:r>
     </w:p>
     <w:p>
@@ -690,9 +914,10 @@
       <w:r>
         <w:rPr>
           <w:rFonts w:ascii="微软雅黑" w:hAnsi="微软雅黑" w:eastAsia="微软雅黑"/>
+          <w:b w:val="0"/>
           <w:sz w:val="22"/>
         </w:rPr>
-        <w:t>功率值：实时显示功率读数（mW）</w:t>
+        <w:t>Power：实时功率值（W），格式xx.xx W</w:t>
       </w:r>
     </w:p>
     <w:p>
@@ -704,18 +929,35 @@
       <w:r>
         <w:rPr>
           <w:rFonts w:ascii="微软雅黑" w:hAnsi="微软雅黑" w:eastAsia="微软雅黑"/>
+          <w:b w:val="0"/>
           <w:sz w:val="22"/>
         </w:rPr>
-        <w:t>报警状态：显示当前报警信息</w:t>
+        <w:t>Alarm：报警状态（No Alarm绿色/具体报警红色）</w:t>
       </w:r>
     </w:p>
     <w:p>
       <w:pPr>
-        <w:pStyle w:val="Heading2"/>
+        <w:pStyle w:val="ListBullet"/>
+        <w:spacing w:after="40" w:before="20"/>
+        <w:ind w:left="992"/>
       </w:pPr>
       <w:r>
         <w:rPr>
           <w:rFonts w:ascii="微软雅黑" w:hAnsi="微软雅黑" w:eastAsia="微软雅黑"/>
+          <w:b w:val="0"/>
+          <w:sz w:val="22"/>
+        </w:rPr>
+        <w:t>报警类型：Over Current/Over Temp/Over Power/Voltage Error/Comm Error/HW Fault</w:t>
+      </w:r>
+    </w:p>
+    <w:p>
+      <w:pPr>
+        <w:pStyle w:val="Heading2"/>
+      </w:pPr>
+      <w:r>
+        <w:rPr>
+          <w:rFonts w:ascii="微软雅黑" w:hAnsi="微软雅黑" w:eastAsia="微软雅黑"/>
+          <w:b/>
         </w:rPr>
         <w:t>3.5 实时图表面板</w:t>
       </w:r>
@@ -729,6 +971,7 @@
       <w:r>
         <w:rPr>
           <w:rFonts w:ascii="微软雅黑" w:hAnsi="微软雅黑" w:eastAsia="微软雅黑"/>
+          <w:b w:val="0"/>
           <w:sz w:val="22"/>
         </w:rPr>
         <w:t>电流曲线：实时显示电流变化趋势</w:t>
@@ -743,6 +986,7 @@
       <w:r>
         <w:rPr>
           <w:rFonts w:ascii="微软雅黑" w:hAnsi="微软雅黑" w:eastAsia="微软雅黑"/>
+          <w:b w:val="0"/>
           <w:sz w:val="22"/>
         </w:rPr>
         <w:t>温度曲线：实时显示温度变化趋势</w:t>
@@ -757,6 +1001,7 @@
       <w:r>
         <w:rPr>
           <w:rFonts w:ascii="微软雅黑" w:hAnsi="微软雅黑" w:eastAsia="微软雅黑"/>
+          <w:b w:val="0"/>
           <w:sz w:val="22"/>
         </w:rPr>
         <w:t>功率曲线：实时显示功率变化趋势</w:t>
@@ -771,6 +1016,7 @@
       <w:r>
         <w:rPr>
           <w:rFonts w:ascii="微软雅黑" w:hAnsi="微软雅黑" w:eastAsia="微软雅黑"/>
+          <w:b w:val="0"/>
           <w:sz w:val="22"/>
         </w:rPr>
         <w:t>支持鼠标缩放和平移操作</w:t>
@@ -783,6 +1029,7 @@
       <w:r>
         <w:rPr>
           <w:rFonts w:ascii="微软雅黑" w:hAnsi="微软雅黑" w:eastAsia="微软雅黑"/>
+          <w:b/>
         </w:rPr>
         <w:t>3.6 报警面板</w:t>
       </w:r>
@@ -796,6 +1043,7 @@
       <w:r>
         <w:rPr>
           <w:rFonts w:ascii="微软雅黑" w:hAnsi="微软雅黑" w:eastAsia="微软雅黑"/>
+          <w:b w:val="0"/>
           <w:sz w:val="22"/>
         </w:rPr>
         <w:t>报警列表：显示所有报警记录</w:t>
@@ -810,6 +1058,7 @@
       <w:r>
         <w:rPr>
           <w:rFonts w:ascii="微软雅黑" w:hAnsi="微软雅黑" w:eastAsia="微软雅黑"/>
+          <w:b w:val="0"/>
           <w:sz w:val="22"/>
         </w:rPr>
         <w:t>报警信息包括：时间、报警码、报警描述</w:t>
@@ -824,6 +1073,7 @@
       <w:r>
         <w:rPr>
           <w:rFonts w:ascii="微软雅黑" w:hAnsi="微软雅黑" w:eastAsia="微软雅黑"/>
+          <w:b w:val="0"/>
           <w:sz w:val="22"/>
         </w:rPr>
         <w:t>清除按钮：清除所有报警记录</w:t>
@@ -836,6 +1086,7 @@
       <w:r>
         <w:rPr>
           <w:rFonts w:ascii="微软雅黑" w:hAnsi="微软雅黑" w:eastAsia="微软雅黑"/>
+          <w:b/>
         </w:rPr>
         <w:t>3.7 日志面板</w:t>
       </w:r>
@@ -849,9 +1100,10 @@
       <w:r>
         <w:rPr>
           <w:rFonts w:ascii="微软雅黑" w:hAnsi="微软雅黑" w:eastAsia="微软雅黑"/>
+          <w:b w:val="0"/>
           <w:sz w:val="22"/>
         </w:rPr>
-        <w:t>日志级别：信息（Info）、警告（Warning）、错误（Error）</w:t>
+        <w:t>日志级别：Info（信息）、Warning（警告）、Error（错误）</w:t>
       </w:r>
     </w:p>
     <w:p>
@@ -863,9 +1115,10 @@
       <w:r>
         <w:rPr>
           <w:rFonts w:ascii="微软雅黑" w:hAnsi="微软雅黑" w:eastAsia="微软雅黑"/>
+          <w:b w:val="0"/>
           <w:sz w:val="22"/>
         </w:rPr>
-        <w:t>显示通信日志、操作日志、错误日志</w:t>
+        <w:t>显示内容：通信日志（TX/RX十六进制数据）、操作日志、错误日志</w:t>
       </w:r>
     </w:p>
     <w:p>
@@ -877,6 +1130,7 @@
       <w:r>
         <w:rPr>
           <w:rFonts w:ascii="微软雅黑" w:hAnsi="微软雅黑" w:eastAsia="微软雅黑"/>
+          <w:b w:val="0"/>
           <w:sz w:val="22"/>
         </w:rPr>
         <w:t>清除按钮：清除所有日志</w:t>
@@ -891,6 +1145,7 @@
       <w:r>
         <w:rPr>
           <w:rFonts w:ascii="微软雅黑" w:hAnsi="微软雅黑" w:eastAsia="微软雅黑"/>
+          <w:b w:val="0"/>
           <w:sz w:val="22"/>
         </w:rPr>
         <w:t>保存按钮：保存日志到文件</w:t>
@@ -898,11 +1153,27 @@
     </w:p>
     <w:p>
       <w:pPr>
-        <w:pStyle w:val="Heading2"/>
+        <w:pStyle w:val="ListBullet"/>
+        <w:spacing w:after="40" w:before="20"/>
+        <w:ind w:left="567"/>
       </w:pPr>
       <w:r>
         <w:rPr>
           <w:rFonts w:ascii="微软雅黑" w:hAnsi="微软雅黑" w:eastAsia="微软雅黑"/>
+          <w:b w:val="0"/>
+          <w:sz w:val="22"/>
+        </w:rPr>
+        <w:t>自动滚动到最新日志</w:t>
+      </w:r>
+    </w:p>
+    <w:p>
+      <w:pPr>
+        <w:pStyle w:val="Heading2"/>
+      </w:pPr>
+      <w:r>
+        <w:rPr>
+          <w:rFonts w:ascii="微软雅黑" w:hAnsi="微软雅黑" w:eastAsia="微软雅黑"/>
+          <w:b/>
         </w:rPr>
         <w:t>3.8 菜单栏</w:t>
       </w:r>
@@ -916,9 +1187,10 @@
       <w:r>
         <w:rPr>
           <w:rFonts w:ascii="微软雅黑" w:hAnsi="微软雅黑" w:eastAsia="微软雅黑"/>
+          <w:b w:val="0"/>
           <w:sz w:val="22"/>
         </w:rPr>
-        <w:t>文件菜单：退出程序</w:t>
+        <w:t>文件(&amp;F)：退出(&amp;X) — Ctrl+Q</w:t>
       </w:r>
     </w:p>
     <w:p>
@@ -930,9 +1202,10 @@
       <w:r>
         <w:rPr>
           <w:rFonts w:ascii="微软雅黑" w:hAnsi="微软雅黑" w:eastAsia="微软雅黑"/>
+          <w:b w:val="0"/>
           <w:sz w:val="22"/>
         </w:rPr>
-        <w:t>视图菜单：视图选项</w:t>
+        <w:t>视图(&amp;V)：视图选项</w:t>
       </w:r>
     </w:p>
     <w:p>
@@ -944,9 +1217,10 @@
       <w:r>
         <w:rPr>
           <w:rFonts w:ascii="微软雅黑" w:hAnsi="微软雅黑" w:eastAsia="微软雅黑"/>
+          <w:b w:val="0"/>
           <w:sz w:val="22"/>
         </w:rPr>
-        <w:t>工具菜单：工具选项</w:t>
+        <w:t>工具(&amp;T)：工具选项</w:t>
       </w:r>
     </w:p>
     <w:p>
@@ -958,9 +1232,10 @@
       <w:r>
         <w:rPr>
           <w:rFonts w:ascii="微软雅黑" w:hAnsi="微软雅黑" w:eastAsia="微软雅黑"/>
+          <w:b w:val="0"/>
           <w:sz w:val="22"/>
         </w:rPr>
-        <w:t>帮助菜单：关于信息</w:t>
+        <w:t>帮助(&amp;H)：关于(&amp;A) — 显示"种子源模块控制器 v1.0 基于Qt框架开发"</w:t>
       </w:r>
     </w:p>
     <w:p>
@@ -970,6 +1245,7 @@
       <w:r>
         <w:rPr>
           <w:rFonts w:ascii="微软雅黑" w:hAnsi="微软雅黑" w:eastAsia="微软雅黑"/>
+          <w:b/>
         </w:rPr>
         <w:t>3.9 工具栏</w:t>
       </w:r>
@@ -983,6 +1259,7 @@
       <w:r>
         <w:rPr>
           <w:rFonts w:ascii="微软雅黑" w:hAnsi="微软雅黑" w:eastAsia="微软雅黑"/>
+          <w:b w:val="0"/>
           <w:sz w:val="22"/>
         </w:rPr>
         <w:t>连接按钮：快速连接设备</w:t>
@@ -997,6 +1274,7 @@
       <w:r>
         <w:rPr>
           <w:rFonts w:ascii="微软雅黑" w:hAnsi="微软雅黑" w:eastAsia="微软雅黑"/>
+          <w:b w:val="0"/>
           <w:sz w:val="22"/>
         </w:rPr>
         <w:t>断开按钮：快速断开设备</w:t>
@@ -1011,6 +1289,7 @@
       <w:r>
         <w:rPr>
           <w:rFonts w:ascii="微软雅黑" w:hAnsi="微软雅黑" w:eastAsia="微软雅黑"/>
+          <w:b w:val="0"/>
           <w:sz w:val="22"/>
         </w:rPr>
         <w:t>启动按钮：快速启动设备</w:t>
@@ -1025,6 +1304,7 @@
       <w:r>
         <w:rPr>
           <w:rFonts w:ascii="微软雅黑" w:hAnsi="微软雅黑" w:eastAsia="微软雅黑"/>
+          <w:b w:val="0"/>
           <w:sz w:val="22"/>
         </w:rPr>
         <w:t>停止按钮：快速停止设备</w:t>
@@ -1032,11 +1312,39 @@
     </w:p>
     <w:p>
       <w:pPr>
-        <w:pStyle w:val="Heading1"/>
+        <w:pStyle w:val="Heading2"/>
       </w:pPr>
       <w:r>
         <w:rPr>
           <w:rFonts w:ascii="微软雅黑" w:hAnsi="微软雅黑" w:eastAsia="微软雅黑"/>
+          <w:b/>
+        </w:rPr>
+        <w:t>3.10 状态栏</w:t>
+      </w:r>
+    </w:p>
+    <w:p>
+      <w:pPr>
+        <w:pStyle w:val="ListBullet"/>
+        <w:spacing w:after="40" w:before="20"/>
+        <w:ind w:left="567"/>
+      </w:pPr>
+      <w:r>
+        <w:rPr>
+          <w:rFonts w:ascii="微软雅黑" w:hAnsi="微软雅黑" w:eastAsia="微软雅黑"/>
+          <w:b w:val="0"/>
+          <w:sz w:val="22"/>
+        </w:rPr>
+        <w:t>显示当前操作状态：就绪/已连接/已断开/运行中.../已停止</w:t>
+      </w:r>
+    </w:p>
+    <w:p>
+      <w:pPr>
+        <w:pStyle w:val="Heading1"/>
+      </w:pPr>
+      <w:r>
+        <w:rPr>
+          <w:rFonts w:ascii="微软雅黑" w:hAnsi="微软雅黑" w:eastAsia="微软雅黑"/>
+          <w:b/>
         </w:rPr>
         <w:t>4. 操作流程</w:t>
       </w:r>
@@ -1048,6 +1356,7 @@
       <w:r>
         <w:rPr>
           <w:rFonts w:ascii="微软雅黑" w:hAnsi="微软雅黑" w:eastAsia="微软雅黑"/>
+          <w:b/>
         </w:rPr>
         <w:t>4.1 连接设备</w:t>
       </w:r>
@@ -1061,9 +1370,10 @@
       <w:r>
         <w:rPr>
           <w:rFonts w:ascii="微软雅黑" w:hAnsi="微软雅黑" w:eastAsia="微软雅黑"/>
+          <w:b w:val="0"/>
           <w:sz w:val="22"/>
         </w:rPr>
-        <w:t>在连接面板选择正确的串口（如COM3）</w:t>
+        <w:t>在连接面板的Port下拉框选择正确的串口（如COM3）</w:t>
       </w:r>
     </w:p>
     <w:p>
@@ -1075,9 +1385,10 @@
       <w:r>
         <w:rPr>
           <w:rFonts w:ascii="微软雅黑" w:hAnsi="微软雅黑" w:eastAsia="微软雅黑"/>
+          <w:b w:val="0"/>
           <w:sz w:val="22"/>
         </w:rPr>
-        <w:t>设置串口参数（波特率等，需与设备一致）</w:t>
+        <w:t>设置串口参数（波特率等，需与设备一致，默认115200-8-N-1）</w:t>
       </w:r>
     </w:p>
     <w:p>
@@ -1089,9 +1400,10 @@
       <w:r>
         <w:rPr>
           <w:rFonts w:ascii="微软雅黑" w:hAnsi="微软雅黑" w:eastAsia="微软雅黑"/>
+          <w:b w:val="0"/>
           <w:sz w:val="22"/>
         </w:rPr>
-        <w:t>点击"连接"按钮</w:t>
+        <w:t>点击"Connect"按钮</w:t>
       </w:r>
     </w:p>
     <w:p>
@@ -1103,18 +1415,50 @@
       <w:r>
         <w:rPr>
           <w:rFonts w:ascii="微软雅黑" w:hAnsi="微软雅黑" w:eastAsia="微软雅黑"/>
+          <w:b w:val="0"/>
           <w:sz w:val="22"/>
         </w:rPr>
-        <w:t>观察状态栏显示"已连接"，连接面板显示连接状态</w:t>
+        <w:t>观察Status标签变为绿色"Connected"</w:t>
       </w:r>
     </w:p>
     <w:p>
       <w:pPr>
-        <w:pStyle w:val="Heading2"/>
+        <w:pStyle w:val="ListNumber"/>
+        <w:spacing w:after="40" w:before="20"/>
+        <w:ind w:left="567"/>
       </w:pPr>
       <w:r>
         <w:rPr>
           <w:rFonts w:ascii="微软雅黑" w:hAnsi="微软雅黑" w:eastAsia="微软雅黑"/>
+          <w:b w:val="0"/>
+          <w:sz w:val="22"/>
+        </w:rPr>
+        <w:t>状态栏显示"已连接"</w:t>
+      </w:r>
+    </w:p>
+    <w:p>
+      <w:pPr>
+        <w:pStyle w:val="ListNumber"/>
+        <w:spacing w:after="40" w:before="20"/>
+        <w:ind w:left="567"/>
+      </w:pPr>
+      <w:r>
+        <w:rPr>
+          <w:rFonts w:ascii="微软雅黑" w:hAnsi="微软雅黑" w:eastAsia="微软雅黑"/>
+          <w:b w:val="0"/>
+          <w:sz w:val="22"/>
+        </w:rPr>
+        <w:t>日志面板显示"Device connected: COMx"</w:t>
+      </w:r>
+    </w:p>
+    <w:p>
+      <w:pPr>
+        <w:pStyle w:val="Heading2"/>
+      </w:pPr>
+      <w:r>
+        <w:rPr>
+          <w:rFonts w:ascii="微软雅黑" w:hAnsi="微软雅黑" w:eastAsia="微软雅黑"/>
+          <w:b/>
         </w:rPr>
         <w:t>4.2 启动设备</w:t>
       </w:r>
@@ -1128,9 +1472,10 @@
       <w:r>
         <w:rPr>
           <w:rFonts w:ascii="微软雅黑" w:hAnsi="微软雅黑" w:eastAsia="微软雅黑"/>
+          <w:b w:val="0"/>
           <w:sz w:val="22"/>
         </w:rPr>
-        <w:t>确认设备已连接</w:t>
+        <w:t>确认设备已连接（Status标签显示Connected）</w:t>
       </w:r>
     </w:p>
     <w:p>
@@ -1142,9 +1487,10 @@
       <w:r>
         <w:rPr>
           <w:rFonts w:ascii="微软雅黑" w:hAnsi="微软雅黑" w:eastAsia="微软雅黑"/>
+          <w:b w:val="0"/>
           <w:sz w:val="22"/>
         </w:rPr>
-        <w:t>在控制面板点击"启动"按钮</w:t>
+        <w:t>在控制面板点击"Start"按钮（绿色）</w:t>
       </w:r>
     </w:p>
     <w:p>
@@ -1156,9 +1502,10 @@
       <w:r>
         <w:rPr>
           <w:rFonts w:ascii="微软雅黑" w:hAnsi="微软雅黑" w:eastAsia="微软雅黑"/>
+          <w:b w:val="0"/>
           <w:sz w:val="22"/>
         </w:rPr>
-        <w:t>观察状态面板显示设备运行状态</w:t>
+        <w:t>状态栏显示"运行中..."</w:t>
       </w:r>
     </w:p>
     <w:p>
@@ -1170,6 +1517,22 @@
       <w:r>
         <w:rPr>
           <w:rFonts w:ascii="微软雅黑" w:hAnsi="微软雅黑" w:eastAsia="微软雅黑"/>
+          <w:b w:val="0"/>
+          <w:sz w:val="22"/>
+        </w:rPr>
+        <w:t>日志面板显示"设备启动"</w:t>
+      </w:r>
+    </w:p>
+    <w:p>
+      <w:pPr>
+        <w:pStyle w:val="ListNumber"/>
+        <w:spacing w:after="40" w:before="20"/>
+        <w:ind w:left="567"/>
+      </w:pPr>
+      <w:r>
+        <w:rPr>
+          <w:rFonts w:ascii="微软雅黑" w:hAnsi="微软雅黑" w:eastAsia="微软雅黑"/>
+          <w:b w:val="0"/>
           <w:sz w:val="22"/>
         </w:rPr>
         <w:t>实时图表开始显示数据曲线</w:t>
@@ -1177,11 +1540,27 @@
     </w:p>
     <w:p>
       <w:pPr>
-        <w:pStyle w:val="Heading2"/>
+        <w:pStyle w:val="ListNumber"/>
+        <w:spacing w:after="40" w:before="20"/>
+        <w:ind w:left="567"/>
       </w:pPr>
       <w:r>
         <w:rPr>
           <w:rFonts w:ascii="微软雅黑" w:hAnsi="微软雅黑" w:eastAsia="微软雅黑"/>
+          <w:b w:val="0"/>
+          <w:sz w:val="22"/>
+        </w:rPr>
+        <w:t>状态面板开始更新实时数据</w:t>
+      </w:r>
+    </w:p>
+    <w:p>
+      <w:pPr>
+        <w:pStyle w:val="Heading2"/>
+      </w:pPr>
+      <w:r>
+        <w:rPr>
+          <w:rFonts w:ascii="微软雅黑" w:hAnsi="微软雅黑" w:eastAsia="微软雅黑"/>
+          <w:b/>
         </w:rPr>
         <w:t>4.3 设置参数</w:t>
       </w:r>
@@ -1195,6 +1574,7 @@
       <w:r>
         <w:rPr>
           <w:rFonts w:ascii="微软雅黑" w:hAnsi="微软雅黑" w:eastAsia="微软雅黑"/>
+          <w:b w:val="0"/>
           <w:sz w:val="22"/>
         </w:rPr>
         <w:t>确认设备已连接且正在运行</w:t>
@@ -1209,34 +1589,97 @@
       <w:r>
         <w:rPr>
           <w:rFonts w:ascii="微软雅黑" w:hAnsi="微软雅黑" w:eastAsia="微软雅黑"/>
+          <w:b w:val="0"/>
           <w:sz w:val="22"/>
         </w:rPr>
-        <w:t>在控制面板调整电流/温度/功率参数</w:t>
+        <w:t>在控制面板调整参数：</w:t>
       </w:r>
     </w:p>
     <w:p>
       <w:pPr>
         <w:pStyle w:val="ListNumber"/>
         <w:spacing w:after="40" w:before="20"/>
-        <w:ind w:left="567"/>
+        <w:ind w:left="992"/>
       </w:pPr>
       <w:r>
         <w:rPr>
           <w:rFonts w:ascii="微软雅黑" w:hAnsi="微软雅黑" w:eastAsia="微软雅黑"/>
+          <w:b w:val="0"/>
           <w:sz w:val="22"/>
         </w:rPr>
-        <w:t>参数变更会自动发送到设备</w:t>
+        <w:t>Target Current：设置目标电流（0-1000 mA）</w:t>
       </w:r>
     </w:p>
     <w:p>
       <w:pPr>
         <w:pStyle w:val="ListNumber"/>
         <w:spacing w:after="40" w:before="20"/>
-        <w:ind w:left="567"/>
+        <w:ind w:left="992"/>
       </w:pPr>
       <w:r>
         <w:rPr>
           <w:rFonts w:ascii="微软雅黑" w:hAnsi="微软雅黑" w:eastAsia="微软雅黑"/>
+          <w:b w:val="0"/>
+          <w:sz w:val="22"/>
+        </w:rPr>
+        <w:t>Target Temperature：设置目标温度（-40~125 °C）</w:t>
+      </w:r>
+    </w:p>
+    <w:p>
+      <w:pPr>
+        <w:pStyle w:val="ListNumber"/>
+        <w:spacing w:after="40" w:before="20"/>
+        <w:ind w:left="992"/>
+      </w:pPr>
+      <w:r>
+        <w:rPr>
+          <w:rFonts w:ascii="微软雅黑" w:hAnsi="微软雅黑" w:eastAsia="微软雅黑"/>
+          <w:b w:val="0"/>
+          <w:sz w:val="22"/>
+        </w:rPr>
+        <w:t>Target Power：设置目标功率（0-10000 mW）</w:t>
+      </w:r>
+    </w:p>
+    <w:p>
+      <w:pPr>
+        <w:pStyle w:val="ListNumber"/>
+        <w:spacing w:after="40" w:before="20"/>
+        <w:ind w:left="567"/>
+      </w:pPr>
+      <w:r>
+        <w:rPr>
+          <w:rFonts w:ascii="微软雅黑" w:hAnsi="微软雅黑" w:eastAsia="微软雅黑"/>
+          <w:b w:val="0"/>
+          <w:sz w:val="22"/>
+        </w:rPr>
+        <w:t>参数变更会自动发送写寄存器命令到设备</w:t>
+      </w:r>
+    </w:p>
+    <w:p>
+      <w:pPr>
+        <w:pStyle w:val="ListNumber"/>
+        <w:spacing w:after="40" w:before="20"/>
+        <w:ind w:left="567"/>
+      </w:pPr>
+      <w:r>
+        <w:rPr>
+          <w:rFonts w:ascii="微软雅黑" w:hAnsi="微软雅黑" w:eastAsia="微软雅黑"/>
+          <w:b w:val="0"/>
+          <w:sz w:val="22"/>
+        </w:rPr>
+        <w:t>日志面板显示"设置目标电流/温度/功率: xxx"</w:t>
+      </w:r>
+    </w:p>
+    <w:p>
+      <w:pPr>
+        <w:pStyle w:val="ListNumber"/>
+        <w:spacing w:after="40" w:before="20"/>
+        <w:ind w:left="567"/>
+      </w:pPr>
+      <w:r>
+        <w:rPr>
+          <w:rFonts w:ascii="微软雅黑" w:hAnsi="微软雅黑" w:eastAsia="微软雅黑"/>
+          <w:b w:val="0"/>
           <w:sz w:val="22"/>
         </w:rPr>
         <w:t>观察状态面板和图表的实时变化</w:t>
@@ -1249,6 +1692,7 @@
       <w:r>
         <w:rPr>
           <w:rFonts w:ascii="微软雅黑" w:hAnsi="微软雅黑" w:eastAsia="微软雅黑"/>
+          <w:b/>
         </w:rPr>
         <w:t>4.4 监控报警</w:t>
       </w:r>
@@ -1262,6 +1706,7 @@
       <w:r>
         <w:rPr>
           <w:rFonts w:ascii="微软雅黑" w:hAnsi="微软雅黑" w:eastAsia="微软雅黑"/>
+          <w:b w:val="0"/>
           <w:sz w:val="22"/>
         </w:rPr>
         <w:t>当设备出现异常时，报警面板自动显示报警信息</w:t>
@@ -1276,9 +1721,10 @@
       <w:r>
         <w:rPr>
           <w:rFonts w:ascii="微软雅黑" w:hAnsi="微软雅黑" w:eastAsia="微软雅黑"/>
+          <w:b w:val="0"/>
           <w:sz w:val="22"/>
         </w:rPr>
-        <w:t>报警类型包括：过流、过温、过功率、电压错误、通信错误、硬件故障</w:t>
+        <w:t>状态面板的Alarm标签变为红色并显示具体报警</w:t>
       </w:r>
     </w:p>
     <w:p>
@@ -1290,18 +1736,125 @@
       <w:r>
         <w:rPr>
           <w:rFonts w:ascii="微软雅黑" w:hAnsi="微软雅黑" w:eastAsia="微软雅黑"/>
+          <w:b w:val="0"/>
           <w:sz w:val="22"/>
         </w:rPr>
-        <w:t>日志面板同时记录报警详情</w:t>
+        <w:t>报警类型：</w:t>
       </w:r>
     </w:p>
     <w:p>
       <w:pPr>
-        <w:pStyle w:val="Heading2"/>
+        <w:pStyle w:val="ListBullet"/>
+        <w:spacing w:after="40" w:before="20"/>
+        <w:ind w:left="992"/>
       </w:pPr>
       <w:r>
         <w:rPr>
           <w:rFonts w:ascii="微软雅黑" w:hAnsi="微软雅黑" w:eastAsia="微软雅黑"/>
+          <w:b w:val="0"/>
+          <w:sz w:val="22"/>
+        </w:rPr>
+        <w:t>0x01 Over Current：过流</w:t>
+      </w:r>
+    </w:p>
+    <w:p>
+      <w:pPr>
+        <w:pStyle w:val="ListBullet"/>
+        <w:spacing w:after="40" w:before="20"/>
+        <w:ind w:left="992"/>
+      </w:pPr>
+      <w:r>
+        <w:rPr>
+          <w:rFonts w:ascii="微软雅黑" w:hAnsi="微软雅黑" w:eastAsia="微软雅黑"/>
+          <w:b w:val="0"/>
+          <w:sz w:val="22"/>
+        </w:rPr>
+        <w:t>0x02 Over Temperature：过温</w:t>
+      </w:r>
+    </w:p>
+    <w:p>
+      <w:pPr>
+        <w:pStyle w:val="ListBullet"/>
+        <w:spacing w:after="40" w:before="20"/>
+        <w:ind w:left="992"/>
+      </w:pPr>
+      <w:r>
+        <w:rPr>
+          <w:rFonts w:ascii="微软雅黑" w:hAnsi="微软雅黑" w:eastAsia="微软雅黑"/>
+          <w:b w:val="0"/>
+          <w:sz w:val="22"/>
+        </w:rPr>
+        <w:t>0x04 Over Power：过功率</w:t>
+      </w:r>
+    </w:p>
+    <w:p>
+      <w:pPr>
+        <w:pStyle w:val="ListBullet"/>
+        <w:spacing w:after="40" w:before="20"/>
+        <w:ind w:left="992"/>
+      </w:pPr>
+      <w:r>
+        <w:rPr>
+          <w:rFonts w:ascii="微软雅黑" w:hAnsi="微软雅黑" w:eastAsia="微软雅黑"/>
+          <w:b w:val="0"/>
+          <w:sz w:val="22"/>
+        </w:rPr>
+        <w:t>0x08 Voltage Error：电压错误</w:t>
+      </w:r>
+    </w:p>
+    <w:p>
+      <w:pPr>
+        <w:pStyle w:val="ListBullet"/>
+        <w:spacing w:after="40" w:before="20"/>
+        <w:ind w:left="992"/>
+      </w:pPr>
+      <w:r>
+        <w:rPr>
+          <w:rFonts w:ascii="微软雅黑" w:hAnsi="微软雅黑" w:eastAsia="微软雅黑"/>
+          <w:b w:val="0"/>
+          <w:sz w:val="22"/>
+        </w:rPr>
+        <w:t>0x10 Communication Error：通信错误</w:t>
+      </w:r>
+    </w:p>
+    <w:p>
+      <w:pPr>
+        <w:pStyle w:val="ListBullet"/>
+        <w:spacing w:after="40" w:before="20"/>
+        <w:ind w:left="992"/>
+      </w:pPr>
+      <w:r>
+        <w:rPr>
+          <w:rFonts w:ascii="微软雅黑" w:hAnsi="微软雅黑" w:eastAsia="微软雅黑"/>
+          <w:b w:val="0"/>
+          <w:sz w:val="22"/>
+        </w:rPr>
+        <w:t>0x20 Hardware Fault：硬件故障</w:t>
+      </w:r>
+    </w:p>
+    <w:p>
+      <w:pPr>
+        <w:pStyle w:val="ListNumber"/>
+        <w:spacing w:after="40" w:before="20"/>
+        <w:ind w:left="567"/>
+      </w:pPr>
+      <w:r>
+        <w:rPr>
+          <w:rFonts w:ascii="微软雅黑" w:hAnsi="微软雅黑" w:eastAsia="微软雅黑"/>
+          <w:b w:val="0"/>
+          <w:sz w:val="22"/>
+        </w:rPr>
+        <w:t>日志面板同时记录报警详情（Error级别）</w:t>
+      </w:r>
+    </w:p>
+    <w:p>
+      <w:pPr>
+        <w:pStyle w:val="Heading2"/>
+      </w:pPr>
+      <w:r>
+        <w:rPr>
+          <w:rFonts w:ascii="微软雅黑" w:hAnsi="微软雅黑" w:eastAsia="微软雅黑"/>
+          <w:b/>
         </w:rPr>
         <w:t>4.5 停止和断开</w:t>
       </w:r>
@@ -1315,9 +1868,10 @@
       <w:r>
         <w:rPr>
           <w:rFonts w:ascii="微软雅黑" w:hAnsi="微软雅黑" w:eastAsia="微软雅黑"/>
+          <w:b w:val="0"/>
           <w:sz w:val="22"/>
         </w:rPr>
-        <w:t>点击"停止"按钮停止设备运行</w:t>
+        <w:t>点击"Stop"按钮（红色）停止设备运行</w:t>
       </w:r>
     </w:p>
     <w:p>
@@ -1329,9 +1883,10 @@
       <w:r>
         <w:rPr>
           <w:rFonts w:ascii="微软雅黑" w:hAnsi="微软雅黑" w:eastAsia="微软雅黑"/>
+          <w:b w:val="0"/>
           <w:sz w:val="22"/>
         </w:rPr>
-        <w:t>点击"断开"按钮断开串口连接</w:t>
+        <w:t>状态栏显示"已停止"</w:t>
       </w:r>
     </w:p>
     <w:p>
@@ -1343,18 +1898,65 @@
       <w:r>
         <w:rPr>
           <w:rFonts w:ascii="微软雅黑" w:hAnsi="微软雅黑" w:eastAsia="微软雅黑"/>
+          <w:b w:val="0"/>
           <w:sz w:val="22"/>
         </w:rPr>
-        <w:t>数据会自动保存到SQLite数据库</w:t>
+        <w:t>点击"Disconnect"按钮断开串口连接</w:t>
       </w:r>
     </w:p>
     <w:p>
       <w:pPr>
-        <w:pStyle w:val="Heading1"/>
+        <w:pStyle w:val="ListNumber"/>
+        <w:spacing w:after="40" w:before="20"/>
+        <w:ind w:left="567"/>
       </w:pPr>
       <w:r>
         <w:rPr>
           <w:rFonts w:ascii="微软雅黑" w:hAnsi="微软雅黑" w:eastAsia="微软雅黑"/>
+          <w:b w:val="0"/>
+          <w:sz w:val="22"/>
+        </w:rPr>
+        <w:t>Status标签变为红色"Disconnected"</w:t>
+      </w:r>
+    </w:p>
+    <w:p>
+      <w:pPr>
+        <w:pStyle w:val="ListNumber"/>
+        <w:spacing w:after="40" w:before="20"/>
+        <w:ind w:left="567"/>
+      </w:pPr>
+      <w:r>
+        <w:rPr>
+          <w:rFonts w:ascii="微软雅黑" w:hAnsi="微软雅黑" w:eastAsia="微软雅黑"/>
+          <w:b w:val="0"/>
+          <w:sz w:val="22"/>
+        </w:rPr>
+        <w:t>所有配置控件恢复可编辑状态</w:t>
+      </w:r>
+    </w:p>
+    <w:p>
+      <w:pPr>
+        <w:pStyle w:val="ListNumber"/>
+        <w:spacing w:after="40" w:before="20"/>
+        <w:ind w:left="567"/>
+      </w:pPr>
+      <w:r>
+        <w:rPr>
+          <w:rFonts w:ascii="微软雅黑" w:hAnsi="微软雅黑" w:eastAsia="微软雅黑"/>
+          <w:b w:val="0"/>
+          <w:sz w:val="22"/>
+        </w:rPr>
+        <w:t>数据已自动保存到SQLite数据库</w:t>
+      </w:r>
+    </w:p>
+    <w:p>
+      <w:pPr>
+        <w:pStyle w:val="Heading1"/>
+      </w:pPr>
+      <w:r>
+        <w:rPr>
+          <w:rFonts w:ascii="微软雅黑" w:hAnsi="微软雅黑" w:eastAsia="微软雅黑"/>
+          <w:b/>
         </w:rPr>
         <w:t>5. 数据管理</w:t>
       </w:r>
@@ -1366,6 +1968,7 @@
       <w:r>
         <w:rPr>
           <w:rFonts w:ascii="微软雅黑" w:hAnsi="微软雅黑" w:eastAsia="微软雅黑"/>
+          <w:b/>
         </w:rPr>
         <w:t>5.1 数据存储</w:t>
       </w:r>
@@ -1379,6 +1982,7 @@
       <w:r>
         <w:rPr>
           <w:rFonts w:ascii="微软雅黑" w:hAnsi="微软雅黑" w:eastAsia="微软雅黑"/>
+          <w:b w:val="0"/>
           <w:sz w:val="22"/>
         </w:rPr>
         <w:t>所有实时数据自动保存到SQLite数据库</w:t>
@@ -1393,6 +1997,7 @@
       <w:r>
         <w:rPr>
           <w:rFonts w:ascii="微软雅黑" w:hAnsi="微软雅黑" w:eastAsia="微软雅黑"/>
+          <w:b w:val="0"/>
           <w:sz w:val="22"/>
         </w:rPr>
         <w:t>数据库文件位置：用户AppData目录</w:t>
@@ -1407,18 +2012,50 @@
       <w:r>
         <w:rPr>
           <w:rFonts w:ascii="微软雅黑" w:hAnsi="微软雅黑" w:eastAsia="微软雅黑"/>
+          <w:b w:val="0"/>
           <w:sz w:val="22"/>
         </w:rPr>
-        <w:t>包含数据表和报警表</w:t>
+        <w:t>数据表字段：时间戳、电流(mA)、温度(°C)、功率(mW)、状态、报警码</w:t>
       </w:r>
     </w:p>
     <w:p>
       <w:pPr>
-        <w:pStyle w:val="Heading2"/>
+        <w:pStyle w:val="ListBullet"/>
+        <w:spacing w:after="40" w:before="20"/>
+        <w:ind w:left="567"/>
       </w:pPr>
       <w:r>
         <w:rPr>
           <w:rFonts w:ascii="微软雅黑" w:hAnsi="微软雅黑" w:eastAsia="微软雅黑"/>
+          <w:b w:val="0"/>
+          <w:sz w:val="22"/>
+        </w:rPr>
+        <w:t>报警表字段：时间戳、报警码、报警消息</w:t>
+      </w:r>
+    </w:p>
+    <w:p>
+      <w:pPr>
+        <w:pStyle w:val="ListBullet"/>
+        <w:spacing w:after="40" w:before="20"/>
+        <w:ind w:left="567"/>
+      </w:pPr>
+      <w:r>
+        <w:rPr>
+          <w:rFonts w:ascii="微软雅黑" w:hAnsi="微软雅黑" w:eastAsia="微软雅黑"/>
+          <w:b w:val="0"/>
+          <w:sz w:val="22"/>
+        </w:rPr>
+        <w:t>数据库索引：idx_data_timestamp</w:t>
+      </w:r>
+    </w:p>
+    <w:p>
+      <w:pPr>
+        <w:pStyle w:val="Heading2"/>
+      </w:pPr>
+      <w:r>
+        <w:rPr>
+          <w:rFonts w:ascii="微软雅黑" w:hAnsi="微软雅黑" w:eastAsia="微软雅黑"/>
+          <w:b/>
         </w:rPr>
         <w:t>5.2 数据导出</w:t>
       </w:r>
@@ -1432,6 +2069,7 @@
       <w:r>
         <w:rPr>
           <w:rFonts w:ascii="微软雅黑" w:hAnsi="微软雅黑" w:eastAsia="微软雅黑"/>
+          <w:b w:val="0"/>
           <w:sz w:val="22"/>
         </w:rPr>
         <w:t>支持CSV格式导出</w:t>
@@ -1446,18 +2084,77 @@
       <w:r>
         <w:rPr>
           <w:rFonts w:ascii="微软雅黑" w:hAnsi="微软雅黑" w:eastAsia="微软雅黑"/>
+          <w:b w:val="0"/>
           <w:sz w:val="22"/>
         </w:rPr>
-        <w:t>包含时间戳、电流、温度、功率、状态、报警信息</w:t>
+        <w:t>导出内容：Timestamp, Current, Temperature, Power, Status, Alarm</w:t>
       </w:r>
     </w:p>
     <w:p>
       <w:pPr>
-        <w:pStyle w:val="Heading1"/>
+        <w:pStyle w:val="ListBullet"/>
+        <w:spacing w:after="40" w:before="20"/>
+        <w:ind w:left="567"/>
       </w:pPr>
       <w:r>
         <w:rPr>
           <w:rFonts w:ascii="微软雅黑" w:hAnsi="微软雅黑" w:eastAsia="微软雅黑"/>
+          <w:b w:val="0"/>
+          <w:sz w:val="22"/>
+        </w:rPr>
+        <w:t>按时间戳排序</w:t>
+      </w:r>
+    </w:p>
+    <w:p>
+      <w:pPr>
+        <w:pStyle w:val="Heading2"/>
+      </w:pPr>
+      <w:r>
+        <w:rPr>
+          <w:rFonts w:ascii="微软雅黑" w:hAnsi="微软雅黑" w:eastAsia="微软雅黑"/>
+          <w:b/>
+        </w:rPr>
+        <w:t>5.3 数据缓存</w:t>
+      </w:r>
+    </w:p>
+    <w:p>
+      <w:pPr>
+        <w:pStyle w:val="ListBullet"/>
+        <w:spacing w:after="40" w:before="20"/>
+        <w:ind w:left="567"/>
+      </w:pPr>
+      <w:r>
+        <w:rPr>
+          <w:rFonts w:ascii="微软雅黑" w:hAnsi="微软雅黑" w:eastAsia="微软雅黑"/>
+          <w:b w:val="0"/>
+          <w:sz w:val="22"/>
+        </w:rPr>
+        <w:t>内存中维护最近10000条数据的环形缓冲区</w:t>
+      </w:r>
+    </w:p>
+    <w:p>
+      <w:pPr>
+        <w:pStyle w:val="ListBullet"/>
+        <w:spacing w:after="40" w:before="20"/>
+        <w:ind w:left="567"/>
+      </w:pPr>
+      <w:r>
+        <w:rPr>
+          <w:rFonts w:ascii="微软雅黑" w:hAnsi="微软雅黑" w:eastAsia="微软雅黑"/>
+          <w:b w:val="0"/>
+          <w:sz w:val="22"/>
+        </w:rPr>
+        <w:t>支持按时间范围查询历史数据</w:t>
+      </w:r>
+    </w:p>
+    <w:p>
+      <w:pPr>
+        <w:pStyle w:val="Heading1"/>
+      </w:pPr>
+      <w:r>
+        <w:rPr>
+          <w:rFonts w:ascii="微软雅黑" w:hAnsi="微软雅黑" w:eastAsia="微软雅黑"/>
+          <w:b/>
         </w:rPr>
         <w:t>6. 配置说明</w:t>
       </w:r>
@@ -1469,6 +2166,7 @@
       <w:r>
         <w:rPr>
           <w:rFonts w:ascii="微软雅黑" w:hAnsi="微软雅黑" w:eastAsia="微软雅黑"/>
+          <w:b/>
         </w:rPr>
         <w:t>6.1 串口配置</w:t>
       </w:r>
@@ -1482,6 +2180,7 @@
       <w:r>
         <w:rPr>
           <w:rFonts w:ascii="微软雅黑" w:hAnsi="微软雅黑" w:eastAsia="微软雅黑"/>
+          <w:b w:val="0"/>
           <w:sz w:val="22"/>
         </w:rPr>
         <w:t>串口参数通过界面设置</w:t>
@@ -1496,18 +2195,35 @@
       <w:r>
         <w:rPr>
           <w:rFonts w:ascii="微软雅黑" w:hAnsi="微软雅黑" w:eastAsia="微软雅黑"/>
+          <w:b w:val="0"/>
           <w:sz w:val="22"/>
         </w:rPr>
-        <w:t>配置自动保存，下次启动自动加载</w:t>
+        <w:t>配置自动保存到config.ini，下次启动自动加载</w:t>
       </w:r>
     </w:p>
     <w:p>
       <w:pPr>
-        <w:pStyle w:val="Heading2"/>
+        <w:pStyle w:val="ListBullet"/>
+        <w:spacing w:after="40" w:before="20"/>
+        <w:ind w:left="567"/>
       </w:pPr>
       <w:r>
         <w:rPr>
           <w:rFonts w:ascii="微软雅黑" w:hAnsi="微软雅黑" w:eastAsia="微软雅黑"/>
+          <w:b w:val="0"/>
+          <w:sz w:val="22"/>
+        </w:rPr>
+        <w:t>默认配置：115200-8-N-1-NoFlowControl</w:t>
+      </w:r>
+    </w:p>
+    <w:p>
+      <w:pPr>
+        <w:pStyle w:val="Heading2"/>
+      </w:pPr>
+      <w:r>
+        <w:rPr>
+          <w:rFonts w:ascii="微软雅黑" w:hAnsi="微软雅黑" w:eastAsia="微软雅黑"/>
+          <w:b/>
         </w:rPr>
         <w:t>6.2 报警阈值配置</w:t>
       </w:r>
@@ -1521,9 +2237,10 @@
       <w:r>
         <w:rPr>
           <w:rFonts w:ascii="微软雅黑" w:hAnsi="微软雅黑" w:eastAsia="微软雅黑"/>
+          <w:b w:val="0"/>
           <w:sz w:val="22"/>
         </w:rPr>
-        <w:t>报警阈值配置文件：alarm_config.ini</w:t>
+        <w:t>配置文件：alarm_config.ini（位于日志文件同目录）</w:t>
       </w:r>
     </w:p>
     <w:p>
@@ -1535,48 +2252,55 @@
       <w:r>
         <w:rPr>
           <w:rFonts w:ascii="微软雅黑" w:hAnsi="微软雅黑" w:eastAsia="微软雅黑"/>
+          <w:b w:val="0"/>
           <w:sz w:val="22"/>
         </w:rPr>
-        <w:t>可配置电流/温度/功率的上下限</w:t>
+        <w:t>可配置项：</w:t>
       </w:r>
     </w:p>
     <w:p>
       <w:pPr>
         <w:pStyle w:val="ListBullet"/>
         <w:spacing w:after="40" w:before="20"/>
-        <w:ind w:left="567"/>
+        <w:ind w:left="992"/>
       </w:pPr>
       <w:r>
         <w:rPr>
           <w:rFonts w:ascii="微软雅黑" w:hAnsi="微软雅黑" w:eastAsia="微软雅黑"/>
+          <w:b w:val="0"/>
           <w:sz w:val="22"/>
         </w:rPr>
-        <w:t>可启用/禁用各类报警检测</w:t>
+        <w:t>Current/Min、Current/Max、Current/Enabled</w:t>
       </w:r>
     </w:p>
     <w:p>
       <w:pPr>
-        <w:pStyle w:val="Heading2"/>
+        <w:pStyle w:val="ListBullet"/>
+        <w:spacing w:after="40" w:before="20"/>
+        <w:ind w:left="992"/>
       </w:pPr>
       <w:r>
         <w:rPr>
           <w:rFonts w:ascii="微软雅黑" w:hAnsi="微软雅黑" w:eastAsia="微软雅黑"/>
+          <w:b w:val="0"/>
+          <w:sz w:val="22"/>
         </w:rPr>
-        <w:t>6.3 应用配置</w:t>
+        <w:t>Temperature/Min、Temperature/Max、Temperature/Enabled</w:t>
       </w:r>
     </w:p>
     <w:p>
       <w:pPr>
         <w:pStyle w:val="ListBullet"/>
         <w:spacing w:after="40" w:before="20"/>
-        <w:ind w:left="567"/>
+        <w:ind w:left="992"/>
       </w:pPr>
       <w:r>
         <w:rPr>
           <w:rFonts w:ascii="微软雅黑" w:hAnsi="微软雅黑" w:eastAsia="微软雅黑"/>
+          <w:b w:val="0"/>
           <w:sz w:val="22"/>
         </w:rPr>
-        <w:t>配置文件：config.ini</w:t>
+        <w:t>Power/Min、Power/Max、Power/Enabled</w:t>
       </w:r>
     </w:p>
     <w:p>
@@ -1588,254 +2312,37 @@
       <w:r>
         <w:rPr>
           <w:rFonts w:ascii="微软雅黑" w:hAnsi="微软雅黑" w:eastAsia="微软雅黑"/>
+          <w:b w:val="0"/>
           <w:sz w:val="22"/>
         </w:rPr>
-        <w:t>包含串口默认参数、轮询间隔、超时时间等</w:t>
+        <w:t>默认阈值：电流0-1000mA、温度-40-85°C、功率0-10000mW</w:t>
       </w:r>
     </w:p>
     <w:p>
       <w:pPr>
-        <w:pStyle w:val="Heading1"/>
+        <w:pStyle w:val="ListBullet"/>
+        <w:spacing w:after="40" w:before="20"/>
+        <w:ind w:left="567"/>
       </w:pPr>
       <w:r>
         <w:rPr>
           <w:rFonts w:ascii="微软雅黑" w:hAnsi="微软雅黑" w:eastAsia="微软雅黑"/>
+          <w:b w:val="0"/>
+          <w:sz w:val="22"/>
         </w:rPr>
-        <w:t>7. 常见问题</w:t>
+        <w:t>默认状态：所有报警检测禁用（Enabled=false）</w:t>
       </w:r>
     </w:p>
     <w:p>
       <w:pPr>
-        <w:pStyle w:val="Heading3"/>
+        <w:pStyle w:val="ListBullet"/>
+        <w:spacing w:after="40" w:before="20"/>
+        <w:ind w:left="567"/>
       </w:pPr>
       <w:r>
         <w:rPr>
           <w:rFonts w:ascii="微软雅黑" w:hAnsi="微软雅黑" w:eastAsia="微软雅黑"/>
-        </w:rPr>
-        <w:t>Q1: 无法找到串口</w:t>
-      </w:r>
-    </w:p>
-    <w:p>
-      <w:pPr>
-        <w:pStyle w:val="ListBullet"/>
-        <w:spacing w:after="40" w:before="20"/>
-        <w:ind w:left="567"/>
-      </w:pPr>
-      <w:r>
-        <w:rPr>
-          <w:rFonts w:ascii="微软雅黑" w:hAnsi="微软雅黑" w:eastAsia="微软雅黑"/>
-          <w:sz w:val="22"/>
-        </w:rPr>
-        <w:t>检查设备是否已连接</w:t>
-      </w:r>
-    </w:p>
-    <w:p>
-      <w:pPr>
-        <w:pStyle w:val="ListBullet"/>
-        <w:spacing w:after="40" w:before="20"/>
-        <w:ind w:left="567"/>
-      </w:pPr>
-      <w:r>
-        <w:rPr>
-          <w:rFonts w:ascii="微软雅黑" w:hAnsi="微软雅黑" w:eastAsia="微软雅黑"/>
-          <w:sz w:val="22"/>
-        </w:rPr>
-        <w:t>检查驱动是否安装</w:t>
-      </w:r>
-    </w:p>
-    <w:p>
-      <w:pPr>
-        <w:pStyle w:val="ListBullet"/>
-        <w:spacing w:after="40" w:before="20"/>
-        <w:ind w:left="567"/>
-      </w:pPr>
-      <w:r>
-        <w:rPr>
-          <w:rFonts w:ascii="微软雅黑" w:hAnsi="微软雅黑" w:eastAsia="微软雅黑"/>
-          <w:sz w:val="22"/>
-        </w:rPr>
-        <w:t>点击"刷新"按钮重新扫描</w:t>
-      </w:r>
-    </w:p>
-    <w:p>
-      <w:pPr>
-        <w:pStyle w:val="Heading3"/>
-      </w:pPr>
-      <w:r>
-        <w:rPr>
-          <w:rFonts w:ascii="微软雅黑" w:hAnsi="微软雅黑" w:eastAsia="微软雅黑"/>
-        </w:rPr>
-        <w:t>Q2: 连接失败</w:t>
-      </w:r>
-    </w:p>
-    <w:p>
-      <w:pPr>
-        <w:pStyle w:val="ListBullet"/>
-        <w:spacing w:after="40" w:before="20"/>
-        <w:ind w:left="567"/>
-      </w:pPr>
-      <w:r>
-        <w:rPr>
-          <w:rFonts w:ascii="微软雅黑" w:hAnsi="微软雅黑" w:eastAsia="微软雅黑"/>
-          <w:sz w:val="22"/>
-        </w:rPr>
-        <w:t>确认串口参数与设备一致</w:t>
-      </w:r>
-    </w:p>
-    <w:p>
-      <w:pPr>
-        <w:pStyle w:val="ListBullet"/>
-        <w:spacing w:after="40" w:before="20"/>
-        <w:ind w:left="567"/>
-      </w:pPr>
-      <w:r>
-        <w:rPr>
-          <w:rFonts w:ascii="微软雅黑" w:hAnsi="微软雅黑" w:eastAsia="微软雅黑"/>
-          <w:sz w:val="22"/>
-        </w:rPr>
-        <w:t>确认串口未被其他程序占用</w:t>
-      </w:r>
-    </w:p>
-    <w:p>
-      <w:pPr>
-        <w:pStyle w:val="ListBullet"/>
-        <w:spacing w:after="40" w:before="20"/>
-        <w:ind w:left="567"/>
-      </w:pPr>
-      <w:r>
-        <w:rPr>
-          <w:rFonts w:ascii="微软雅黑" w:hAnsi="微软雅黑" w:eastAsia="微软雅黑"/>
-          <w:sz w:val="22"/>
-        </w:rPr>
-        <w:t>检查设备是否上电</w:t>
-      </w:r>
-    </w:p>
-    <w:p>
-      <w:pPr>
-        <w:pStyle w:val="Heading3"/>
-      </w:pPr>
-      <w:r>
-        <w:rPr>
-          <w:rFonts w:ascii="微软雅黑" w:hAnsi="微软雅黑" w:eastAsia="微软雅黑"/>
-        </w:rPr>
-        <w:t>Q3: 数据不更新</w:t>
-      </w:r>
-    </w:p>
-    <w:p>
-      <w:pPr>
-        <w:pStyle w:val="ListBullet"/>
-        <w:spacing w:after="40" w:before="20"/>
-        <w:ind w:left="567"/>
-      </w:pPr>
-      <w:r>
-        <w:rPr>
-          <w:rFonts w:ascii="微软雅黑" w:hAnsi="微软雅黑" w:eastAsia="微软雅黑"/>
-          <w:sz w:val="22"/>
-        </w:rPr>
-        <w:t>确认设备已连接且已启动</w:t>
-      </w:r>
-    </w:p>
-    <w:p>
-      <w:pPr>
-        <w:pStyle w:val="ListBullet"/>
-        <w:spacing w:after="40" w:before="20"/>
-        <w:ind w:left="567"/>
-      </w:pPr>
-      <w:r>
-        <w:rPr>
-          <w:rFonts w:ascii="微软雅黑" w:hAnsi="微软雅黑" w:eastAsia="微软雅黑"/>
-          <w:sz w:val="22"/>
-        </w:rPr>
-        <w:t>检查串口通信是否正常</w:t>
-      </w:r>
-    </w:p>
-    <w:p>
-      <w:pPr>
-        <w:pStyle w:val="ListBullet"/>
-        <w:spacing w:after="40" w:before="20"/>
-        <w:ind w:left="567"/>
-      </w:pPr>
-      <w:r>
-        <w:rPr>
-          <w:rFonts w:ascii="微软雅黑" w:hAnsi="微软雅黑" w:eastAsia="微软雅黑"/>
-          <w:sz w:val="22"/>
-        </w:rPr>
-        <w:t>查看日志面板是否有错误信息</w:t>
-      </w:r>
-    </w:p>
-    <w:p>
-      <w:pPr>
-        <w:pStyle w:val="Heading3"/>
-      </w:pPr>
-      <w:r>
-        <w:rPr>
-          <w:rFonts w:ascii="微软雅黑" w:hAnsi="微软雅黑" w:eastAsia="微软雅黑"/>
-        </w:rPr>
-        <w:t>Q4: 程序退出时出现错误</w:t>
-      </w:r>
-    </w:p>
-    <w:p>
-      <w:pPr>
-        <w:pStyle w:val="ListBullet"/>
-        <w:spacing w:after="40" w:before="20"/>
-        <w:ind w:left="567"/>
-      </w:pPr>
-      <w:r>
-        <w:rPr>
-          <w:rFonts w:ascii="微软雅黑" w:hAnsi="微软雅黑" w:eastAsia="微软雅黑"/>
-          <w:sz w:val="22"/>
-        </w:rPr>
-        <w:t>请确保使用最新版本（v1.0.1+）</w:t>
-      </w:r>
-    </w:p>
-    <w:p>
-      <w:pPr>
-        <w:pStyle w:val="ListBullet"/>
-        <w:spacing w:after="40" w:before="20"/>
-        <w:ind w:left="567"/>
-      </w:pPr>
-      <w:r>
-        <w:rPr>
-          <w:rFonts w:ascii="微软雅黑" w:hAnsi="微软雅黑" w:eastAsia="微软雅黑"/>
-          <w:sz w:val="22"/>
-        </w:rPr>
-        <w:t>已修复退出时的线程清理问题</w:t>
-      </w:r>
-    </w:p>
-    <w:p>
-      <w:pPr>
-        <w:pStyle w:val="Heading3"/>
-      </w:pPr>
-      <w:r>
-        <w:rPr>
-          <w:rFonts w:ascii="微软雅黑" w:hAnsi="微软雅黑" w:eastAsia="微软雅黑"/>
-        </w:rPr>
-        <w:t>Q5: 报警阈值如何修改</w:t>
-      </w:r>
-    </w:p>
-    <w:p>
-      <w:pPr>
-        <w:pStyle w:val="ListBullet"/>
-        <w:spacing w:after="40" w:before="20"/>
-        <w:ind w:left="567"/>
-      </w:pPr>
-      <w:r>
-        <w:rPr>
-          <w:rFonts w:ascii="微软雅黑" w:hAnsi="微软雅黑" w:eastAsia="微软雅黑"/>
-          <w:sz w:val="22"/>
-        </w:rPr>
-        <w:t>通过alarm_config.ini文件修改</w:t>
-      </w:r>
-    </w:p>
-    <w:p>
-      <w:pPr>
-        <w:pStyle w:val="ListBullet"/>
-        <w:spacing w:after="40" w:before="20"/>
-        <w:ind w:left="567"/>
-      </w:pPr>
-      <w:r>
-        <w:rPr>
-          <w:rFonts w:ascii="微软雅黑" w:hAnsi="微软雅黑" w:eastAsia="微软雅黑"/>
+          <w:b w:val="0"/>
           <w:sz w:val="22"/>
         </w:rPr>
         <w:t>修改后重启程序生效</w:t>
@@ -1843,13 +2350,153 @@
     </w:p>
     <w:p>
       <w:pPr>
-        <w:pStyle w:val="Heading1"/>
+        <w:pStyle w:val="Heading2"/>
       </w:pPr>
       <w:r>
         <w:rPr>
           <w:rFonts w:ascii="微软雅黑" w:hAnsi="微软雅黑" w:eastAsia="微软雅黑"/>
+          <w:b/>
         </w:rPr>
-        <w:t>8. 技术参数</w:t>
+        <w:t>6.3 应用配置</w:t>
+      </w:r>
+    </w:p>
+    <w:p>
+      <w:pPr>
+        <w:pStyle w:val="ListBullet"/>
+        <w:spacing w:after="40" w:before="20"/>
+        <w:ind w:left="567"/>
+      </w:pPr>
+      <w:r>
+        <w:rPr>
+          <w:rFonts w:ascii="微软雅黑" w:hAnsi="微软雅黑" w:eastAsia="微软雅黑"/>
+          <w:b w:val="0"/>
+          <w:sz w:val="22"/>
+        </w:rPr>
+        <w:t>配置文件：config.ini（位于QStandardPaths::AppConfigLocation）</w:t>
+      </w:r>
+    </w:p>
+    <w:p>
+      <w:pPr>
+        <w:pStyle w:val="ListBullet"/>
+        <w:spacing w:after="40" w:before="20"/>
+        <w:ind w:left="567"/>
+      </w:pPr>
+      <w:r>
+        <w:rPr>
+          <w:rFonts w:ascii="微软雅黑" w:hAnsi="微软雅黑" w:eastAsia="微软雅黑"/>
+          <w:b w:val="0"/>
+          <w:sz w:val="22"/>
+        </w:rPr>
+        <w:t>配置项：</w:t>
+      </w:r>
+    </w:p>
+    <w:p>
+      <w:pPr>
+        <w:pStyle w:val="ListBullet"/>
+        <w:spacing w:after="40" w:before="20"/>
+        <w:ind w:left="992"/>
+      </w:pPr>
+      <w:r>
+        <w:rPr>
+          <w:rFonts w:ascii="微软雅黑" w:hAnsi="微软雅黑" w:eastAsia="微软雅黑"/>
+          <w:b w:val="0"/>
+          <w:sz w:val="22"/>
+        </w:rPr>
+        <w:t>Serial/Port、Serial/BaudRate、Serial/DataBits、Serial/Parity、Serial/StopBits、Serial/FlowControl</w:t>
+      </w:r>
+    </w:p>
+    <w:p>
+      <w:pPr>
+        <w:pStyle w:val="ListBullet"/>
+        <w:spacing w:after="40" w:before="20"/>
+        <w:ind w:left="992"/>
+      </w:pPr>
+      <w:r>
+        <w:rPr>
+          <w:rFonts w:ascii="微软雅黑" w:hAnsi="微软雅黑" w:eastAsia="微软雅黑"/>
+          <w:b w:val="0"/>
+          <w:sz w:val="22"/>
+        </w:rPr>
+        <w:t>General/PollInterval（默认100ms）</w:t>
+      </w:r>
+    </w:p>
+    <w:p>
+      <w:pPr>
+        <w:pStyle w:val="ListBullet"/>
+        <w:spacing w:after="40" w:before="20"/>
+        <w:ind w:left="992"/>
+      </w:pPr>
+      <w:r>
+        <w:rPr>
+          <w:rFonts w:ascii="微软雅黑" w:hAnsi="微软雅黑" w:eastAsia="微软雅黑"/>
+          <w:b w:val="0"/>
+          <w:sz w:val="22"/>
+        </w:rPr>
+        <w:t>General/Timeout（默认2000ms）</w:t>
+      </w:r>
+    </w:p>
+    <w:p>
+      <w:pPr>
+        <w:pStyle w:val="ListBullet"/>
+        <w:spacing w:after="40" w:before="20"/>
+        <w:ind w:left="992"/>
+      </w:pPr>
+      <w:r>
+        <w:rPr>
+          <w:rFonts w:ascii="微软雅黑" w:hAnsi="微软雅黑" w:eastAsia="微软雅黑"/>
+          <w:b w:val="0"/>
+          <w:sz w:val="22"/>
+        </w:rPr>
+        <w:t>Paths/LogFile、Paths/Database</w:t>
+      </w:r>
+    </w:p>
+    <w:p>
+      <w:pPr>
+        <w:pStyle w:val="Heading1"/>
+      </w:pPr>
+      <w:r>
+        <w:rPr>
+          <w:rFonts w:ascii="微软雅黑" w:hAnsi="微软雅黑" w:eastAsia="微软雅黑"/>
+          <w:b/>
+        </w:rPr>
+        <w:t>7. 通信协议参考</w:t>
+      </w:r>
+    </w:p>
+    <w:p>
+      <w:pPr>
+        <w:pStyle w:val="Heading2"/>
+      </w:pPr>
+      <w:r>
+        <w:rPr>
+          <w:rFonts w:ascii="微软雅黑" w:hAnsi="微软雅黑" w:eastAsia="微软雅黑"/>
+          <w:b/>
+        </w:rPr>
+        <w:t>7.1 帧格式</w:t>
+      </w:r>
+    </w:p>
+    <w:p>
+      <w:pPr>
+        <w:spacing w:after="80" w:before="40"/>
+      </w:pPr>
+      <w:r>
+        <w:rPr>
+          <w:rFonts w:ascii="微软雅黑" w:hAnsi="微软雅黑" w:eastAsia="微软雅黑"/>
+          <w:b w:val="0"/>
+          <w:sz w:val="22"/>
+        </w:rPr>
+        <w:t>[帧头0xAA][地址码][命令码][数据长度L][数据×L][校验和][帧尾0x55]</w:t>
+      </w:r>
+    </w:p>
+    <w:p>
+      <w:pPr>
+        <w:pStyle w:val="Heading2"/>
+      </w:pPr>
+      <w:r>
+        <w:rPr>
+          <w:rFonts w:ascii="微软雅黑" w:hAnsi="微软雅黑" w:eastAsia="微软雅黑"/>
+          <w:b/>
+        </w:rPr>
+        <w:t>7.2 命令码</w:t>
       </w:r>
     </w:p>
     <w:tbl>
@@ -1860,14 +2507,1063 @@
         <w:tblLook w:firstColumn="1" w:firstRow="1" w:lastColumn="0" w:lastRow="0" w:noHBand="0" w:noVBand="1" w:val="04A0"/>
       </w:tblPr>
       <w:tblGrid>
-        <w:gridCol w:w="2882"/>
-        <w:gridCol w:w="2882"/>
-        <w:gridCol w:w="2882"/>
+        <w:gridCol w:w="2161"/>
+        <w:gridCol w:w="2161"/>
+        <w:gridCol w:w="2161"/>
+        <w:gridCol w:w="2161"/>
+      </w:tblGrid>
+      <w:tr>
+        <w:tc>
+          <w:tcPr>
+            <w:tcW w:type="dxa" w:w="1417"/>
+            <w:shd w:fill="1F497D" w:val="clear"/>
+          </w:tcPr>
+          <w:p>
+            <w:pPr>
+              <w:jc w:val="center"/>
+            </w:pPr>
+            <w:r/>
+            <w:r>
+              <w:rPr>
+                <w:rFonts w:ascii="微软雅黑" w:hAnsi="微软雅黑" w:eastAsia="微软雅黑"/>
+                <w:b/>
+                <w:color w:val="FFFFFF"/>
+                <w:sz w:val="22"/>
+              </w:rPr>
+              <w:t>命令码</w:t>
+            </w:r>
+          </w:p>
+        </w:tc>
+        <w:tc>
+          <w:tcPr>
+            <w:tcW w:type="dxa" w:w="1417"/>
+            <w:shd w:fill="1F497D" w:val="clear"/>
+          </w:tcPr>
+          <w:p>
+            <w:pPr>
+              <w:jc w:val="center"/>
+            </w:pPr>
+            <w:r/>
+            <w:r>
+              <w:rPr>
+                <w:rFonts w:ascii="微软雅黑" w:hAnsi="微软雅黑" w:eastAsia="微软雅黑"/>
+                <w:b/>
+                <w:color w:val="FFFFFF"/>
+                <w:sz w:val="22"/>
+              </w:rPr>
+              <w:t>名称</w:t>
+            </w:r>
+          </w:p>
+        </w:tc>
+        <w:tc>
+          <w:tcPr>
+            <w:tcW w:type="dxa" w:w="2835"/>
+            <w:shd w:fill="1F497D" w:val="clear"/>
+          </w:tcPr>
+          <w:p>
+            <w:pPr>
+              <w:jc w:val="center"/>
+            </w:pPr>
+            <w:r/>
+            <w:r>
+              <w:rPr>
+                <w:rFonts w:ascii="微软雅黑" w:hAnsi="微软雅黑" w:eastAsia="微软雅黑"/>
+                <w:b/>
+                <w:color w:val="FFFFFF"/>
+                <w:sz w:val="22"/>
+              </w:rPr>
+              <w:t>发送参数</w:t>
+            </w:r>
+          </w:p>
+        </w:tc>
+        <w:tc>
+          <w:tcPr>
+            <w:tcW w:type="dxa" w:w="2268"/>
+            <w:shd w:fill="1F497D" w:val="clear"/>
+          </w:tcPr>
+          <w:p>
+            <w:pPr>
+              <w:jc w:val="center"/>
+            </w:pPr>
+            <w:r/>
+            <w:r>
+              <w:rPr>
+                <w:rFonts w:ascii="微软雅黑" w:hAnsi="微软雅黑" w:eastAsia="微软雅黑"/>
+                <w:b/>
+                <w:color w:val="FFFFFF"/>
+                <w:sz w:val="22"/>
+              </w:rPr>
+              <w:t>响应数据</w:t>
+            </w:r>
+          </w:p>
+        </w:tc>
+      </w:tr>
+      <w:tr>
+        <w:tc>
+          <w:tcPr>
+            <w:tcW w:type="dxa" w:w="1417"/>
+          </w:tcPr>
+          <w:p>
+            <w:pPr>
+              <w:jc w:val="center"/>
+            </w:pPr>
+            <w:r/>
+            <w:r>
+              <w:rPr>
+                <w:rFonts w:ascii="微软雅黑" w:hAnsi="微软雅黑" w:eastAsia="微软雅黑"/>
+                <w:b w:val="0"/>
+                <w:sz w:val="22"/>
+              </w:rPr>
+              <w:t>0x01</w:t>
+            </w:r>
+          </w:p>
+        </w:tc>
+        <w:tc>
+          <w:tcPr>
+            <w:tcW w:type="dxa" w:w="1417"/>
+          </w:tcPr>
+          <w:p>
+            <w:pPr>
+              <w:jc w:val="center"/>
+            </w:pPr>
+            <w:r/>
+            <w:r>
+              <w:rPr>
+                <w:rFonts w:ascii="微软雅黑" w:hAnsi="微软雅黑" w:eastAsia="微软雅黑"/>
+                <w:b w:val="0"/>
+                <w:sz w:val="22"/>
+              </w:rPr>
+              <w:t>读寄存器</w:t>
+            </w:r>
+          </w:p>
+        </w:tc>
+        <w:tc>
+          <w:tcPr>
+            <w:tcW w:type="dxa" w:w="2835"/>
+          </w:tcPr>
+          <w:p>
+            <w:pPr>
+              <w:jc w:val="center"/>
+            </w:pPr>
+            <w:r/>
+            <w:r>
+              <w:rPr>
+                <w:rFonts w:ascii="微软雅黑" w:hAnsi="微软雅黑" w:eastAsia="微软雅黑"/>
+                <w:b w:val="0"/>
+                <w:sz w:val="22"/>
+              </w:rPr>
+              <w:t>baseAddr(1B)+offset(1B)</w:t>
+            </w:r>
+          </w:p>
+        </w:tc>
+        <w:tc>
+          <w:tcPr>
+            <w:tcW w:type="dxa" w:w="2268"/>
+          </w:tcPr>
+          <w:p>
+            <w:pPr>
+              <w:jc w:val="center"/>
+            </w:pPr>
+            <w:r/>
+            <w:r>
+              <w:rPr>
+                <w:rFonts w:ascii="微软雅黑" w:hAnsi="微软雅黑" w:eastAsia="微软雅黑"/>
+                <w:b w:val="0"/>
+                <w:sz w:val="22"/>
+              </w:rPr>
+              <w:t>4字节大端序值</w:t>
+            </w:r>
+          </w:p>
+        </w:tc>
+      </w:tr>
+      <w:tr>
+        <w:tc>
+          <w:tcPr>
+            <w:tcW w:type="dxa" w:w="1417"/>
+            <w:shd w:fill="D6E4F0" w:val="clear"/>
+          </w:tcPr>
+          <w:p>
+            <w:pPr>
+              <w:jc w:val="center"/>
+            </w:pPr>
+            <w:r/>
+            <w:r>
+              <w:rPr>
+                <w:rFonts w:ascii="微软雅黑" w:hAnsi="微软雅黑" w:eastAsia="微软雅黑"/>
+                <w:b w:val="0"/>
+                <w:sz w:val="22"/>
+              </w:rPr>
+              <w:t>0x02</w:t>
+            </w:r>
+          </w:p>
+        </w:tc>
+        <w:tc>
+          <w:tcPr>
+            <w:tcW w:type="dxa" w:w="1417"/>
+            <w:shd w:fill="D6E4F0" w:val="clear"/>
+          </w:tcPr>
+          <w:p>
+            <w:pPr>
+              <w:jc w:val="center"/>
+            </w:pPr>
+            <w:r/>
+            <w:r>
+              <w:rPr>
+                <w:rFonts w:ascii="微软雅黑" w:hAnsi="微软雅黑" w:eastAsia="微软雅黑"/>
+                <w:b w:val="0"/>
+                <w:sz w:val="22"/>
+              </w:rPr>
+              <w:t>写寄存器</w:t>
+            </w:r>
+          </w:p>
+        </w:tc>
+        <w:tc>
+          <w:tcPr>
+            <w:tcW w:type="dxa" w:w="2835"/>
+            <w:shd w:fill="D6E4F0" w:val="clear"/>
+          </w:tcPr>
+          <w:p>
+            <w:pPr>
+              <w:jc w:val="center"/>
+            </w:pPr>
+            <w:r/>
+            <w:r>
+              <w:rPr>
+                <w:rFonts w:ascii="微软雅黑" w:hAnsi="微软雅黑" w:eastAsia="微软雅黑"/>
+                <w:b w:val="0"/>
+                <w:sz w:val="22"/>
+              </w:rPr>
+              <w:t>baseAddr(1B)+offset(1B)+value(4B)</w:t>
+            </w:r>
+          </w:p>
+        </w:tc>
+        <w:tc>
+          <w:tcPr>
+            <w:tcW w:type="dxa" w:w="2268"/>
+            <w:shd w:fill="D6E4F0" w:val="clear"/>
+          </w:tcPr>
+          <w:p>
+            <w:pPr>
+              <w:jc w:val="center"/>
+            </w:pPr>
+            <w:r/>
+            <w:r>
+              <w:rPr>
+                <w:rFonts w:ascii="微软雅黑" w:hAnsi="微软雅黑" w:eastAsia="微软雅黑"/>
+                <w:b w:val="0"/>
+                <w:sz w:val="22"/>
+              </w:rPr>
+              <w:t>确认</w:t>
+            </w:r>
+          </w:p>
+        </w:tc>
+      </w:tr>
+      <w:tr>
+        <w:tc>
+          <w:tcPr>
+            <w:tcW w:type="dxa" w:w="1417"/>
+          </w:tcPr>
+          <w:p>
+            <w:pPr>
+              <w:jc w:val="center"/>
+            </w:pPr>
+            <w:r/>
+            <w:r>
+              <w:rPr>
+                <w:rFonts w:ascii="微软雅黑" w:hAnsi="微软雅黑" w:eastAsia="微软雅黑"/>
+                <w:b w:val="0"/>
+                <w:sz w:val="22"/>
+              </w:rPr>
+              <w:t>0x03</w:t>
+            </w:r>
+          </w:p>
+        </w:tc>
+        <w:tc>
+          <w:tcPr>
+            <w:tcW w:type="dxa" w:w="1417"/>
+          </w:tcPr>
+          <w:p>
+            <w:pPr>
+              <w:jc w:val="center"/>
+            </w:pPr>
+            <w:r/>
+            <w:r>
+              <w:rPr>
+                <w:rFonts w:ascii="微软雅黑" w:hAnsi="微软雅黑" w:eastAsia="微软雅黑"/>
+                <w:b w:val="0"/>
+                <w:sz w:val="22"/>
+              </w:rPr>
+              <w:t>读状态</w:t>
+            </w:r>
+          </w:p>
+        </w:tc>
+        <w:tc>
+          <w:tcPr>
+            <w:tcW w:type="dxa" w:w="2835"/>
+          </w:tcPr>
+          <w:p>
+            <w:pPr>
+              <w:jc w:val="center"/>
+            </w:pPr>
+            <w:r/>
+            <w:r>
+              <w:rPr>
+                <w:rFonts w:ascii="微软雅黑" w:hAnsi="微软雅黑" w:eastAsia="微软雅黑"/>
+                <w:b w:val="0"/>
+                <w:sz w:val="22"/>
+              </w:rPr>
+              <w:t>无</w:t>
+            </w:r>
+          </w:p>
+        </w:tc>
+        <w:tc>
+          <w:tcPr>
+            <w:tcW w:type="dxa" w:w="2268"/>
+          </w:tcPr>
+          <w:p>
+            <w:pPr>
+              <w:jc w:val="center"/>
+            </w:pPr>
+            <w:r/>
+            <w:r>
+              <w:rPr>
+                <w:rFonts w:ascii="微软雅黑" w:hAnsi="微软雅黑" w:eastAsia="微软雅黑"/>
+                <w:b w:val="0"/>
+                <w:sz w:val="22"/>
+              </w:rPr>
+              <w:t>12字节(current+temp+power)</w:t>
+            </w:r>
+          </w:p>
+        </w:tc>
+      </w:tr>
+      <w:tr>
+        <w:tc>
+          <w:tcPr>
+            <w:tcW w:type="dxa" w:w="1417"/>
+            <w:shd w:fill="D6E4F0" w:val="clear"/>
+          </w:tcPr>
+          <w:p>
+            <w:pPr>
+              <w:jc w:val="center"/>
+            </w:pPr>
+            <w:r/>
+            <w:r>
+              <w:rPr>
+                <w:rFonts w:ascii="微软雅黑" w:hAnsi="微软雅黑" w:eastAsia="微软雅黑"/>
+                <w:b w:val="0"/>
+                <w:sz w:val="22"/>
+              </w:rPr>
+              <w:t>0x04</w:t>
+            </w:r>
+          </w:p>
+        </w:tc>
+        <w:tc>
+          <w:tcPr>
+            <w:tcW w:type="dxa" w:w="1417"/>
+            <w:shd w:fill="D6E4F0" w:val="clear"/>
+          </w:tcPr>
+          <w:p>
+            <w:pPr>
+              <w:jc w:val="center"/>
+            </w:pPr>
+            <w:r/>
+            <w:r>
+              <w:rPr>
+                <w:rFonts w:ascii="微软雅黑" w:hAnsi="微软雅黑" w:eastAsia="微软雅黑"/>
+                <w:b w:val="0"/>
+                <w:sz w:val="22"/>
+              </w:rPr>
+              <w:t>设备控制</w:t>
+            </w:r>
+          </w:p>
+        </w:tc>
+        <w:tc>
+          <w:tcPr>
+            <w:tcW w:type="dxa" w:w="2835"/>
+            <w:shd w:fill="D6E4F0" w:val="clear"/>
+          </w:tcPr>
+          <w:p>
+            <w:pPr>
+              <w:jc w:val="center"/>
+            </w:pPr>
+            <w:r/>
+            <w:r>
+              <w:rPr>
+                <w:rFonts w:ascii="微软雅黑" w:hAnsi="微软雅黑" w:eastAsia="微软雅黑"/>
+                <w:b w:val="0"/>
+                <w:sz w:val="22"/>
+              </w:rPr>
+              <w:t>actionCode(1B)</w:t>
+            </w:r>
+          </w:p>
+        </w:tc>
+        <w:tc>
+          <w:tcPr>
+            <w:tcW w:type="dxa" w:w="2268"/>
+            <w:shd w:fill="D6E4F0" w:val="clear"/>
+          </w:tcPr>
+          <w:p>
+            <w:pPr>
+              <w:jc w:val="center"/>
+            </w:pPr>
+            <w:r/>
+            <w:r>
+              <w:rPr>
+                <w:rFonts w:ascii="微软雅黑" w:hAnsi="微软雅黑" w:eastAsia="微软雅黑"/>
+                <w:b w:val="0"/>
+                <w:sz w:val="22"/>
+              </w:rPr>
+              <w:t>确认</w:t>
+            </w:r>
+          </w:p>
+        </w:tc>
+      </w:tr>
+    </w:tbl>
+    <w:p>
+      <w:pPr>
+        <w:pStyle w:val="Heading2"/>
+      </w:pPr>
+      <w:r>
+        <w:rPr>
+          <w:rFonts w:ascii="微软雅黑" w:hAnsi="微软雅黑" w:eastAsia="微软雅黑"/>
+          <w:b/>
+        </w:rPr>
+        <w:t>7.3 控制码</w:t>
+      </w:r>
+    </w:p>
+    <w:tbl>
+      <w:tblPr>
+        <w:tblStyle w:val="TableGrid"/>
+        <w:tblW w:type="auto" w:w="0"/>
+        <w:jc w:val="center"/>
+        <w:tblLook w:firstColumn="1" w:firstRow="1" w:lastColumn="0" w:lastRow="0" w:noHBand="0" w:noVBand="1" w:val="04A0"/>
+      </w:tblPr>
+      <w:tblGrid>
+        <w:gridCol w:w="4323"/>
+        <w:gridCol w:w="4323"/>
       </w:tblGrid>
       <w:tr>
         <w:tc>
           <w:tcPr>
             <w:tcW w:type="dxa" w:w="2268"/>
+            <w:shd w:fill="1F497D" w:val="clear"/>
+          </w:tcPr>
+          <w:p>
+            <w:pPr>
+              <w:jc w:val="center"/>
+            </w:pPr>
+            <w:r/>
+            <w:r>
+              <w:rPr>
+                <w:rFonts w:ascii="微软雅黑" w:hAnsi="微软雅黑" w:eastAsia="微软雅黑"/>
+                <w:b/>
+                <w:color w:val="FFFFFF"/>
+                <w:sz w:val="22"/>
+              </w:rPr>
+              <w:t>控制码</w:t>
+            </w:r>
+          </w:p>
+        </w:tc>
+        <w:tc>
+          <w:tcPr>
+            <w:tcW w:type="dxa" w:w="2835"/>
+            <w:shd w:fill="1F497D" w:val="clear"/>
+          </w:tcPr>
+          <w:p>
+            <w:pPr>
+              <w:jc w:val="center"/>
+            </w:pPr>
+            <w:r/>
+            <w:r>
+              <w:rPr>
+                <w:rFonts w:ascii="微软雅黑" w:hAnsi="微软雅黑" w:eastAsia="微软雅黑"/>
+                <w:b/>
+                <w:color w:val="FFFFFF"/>
+                <w:sz w:val="22"/>
+              </w:rPr>
+              <w:t>操作</w:t>
+            </w:r>
+          </w:p>
+        </w:tc>
+      </w:tr>
+      <w:tr>
+        <w:tc>
+          <w:tcPr>
+            <w:tcW w:type="dxa" w:w="2268"/>
+          </w:tcPr>
+          <w:p>
+            <w:pPr>
+              <w:jc w:val="center"/>
+            </w:pPr>
+            <w:r/>
+            <w:r>
+              <w:rPr>
+                <w:rFonts w:ascii="微软雅黑" w:hAnsi="微软雅黑" w:eastAsia="微软雅黑"/>
+                <w:b w:val="0"/>
+                <w:sz w:val="22"/>
+              </w:rPr>
+              <w:t>0x01</w:t>
+            </w:r>
+          </w:p>
+        </w:tc>
+        <w:tc>
+          <w:tcPr>
+            <w:tcW w:type="dxa" w:w="2835"/>
+          </w:tcPr>
+          <w:p>
+            <w:pPr>
+              <w:jc w:val="center"/>
+            </w:pPr>
+            <w:r/>
+            <w:r>
+              <w:rPr>
+                <w:rFonts w:ascii="微软雅黑" w:hAnsi="微软雅黑" w:eastAsia="微软雅黑"/>
+                <w:b w:val="0"/>
+                <w:sz w:val="22"/>
+              </w:rPr>
+              <w:t>启动</w:t>
+            </w:r>
+          </w:p>
+        </w:tc>
+      </w:tr>
+      <w:tr>
+        <w:tc>
+          <w:tcPr>
+            <w:tcW w:type="dxa" w:w="2268"/>
+            <w:shd w:fill="D6E4F0" w:val="clear"/>
+          </w:tcPr>
+          <w:p>
+            <w:pPr>
+              <w:jc w:val="center"/>
+            </w:pPr>
+            <w:r/>
+            <w:r>
+              <w:rPr>
+                <w:rFonts w:ascii="微软雅黑" w:hAnsi="微软雅黑" w:eastAsia="微软雅黑"/>
+                <w:b w:val="0"/>
+                <w:sz w:val="22"/>
+              </w:rPr>
+              <w:t>0x02</w:t>
+            </w:r>
+          </w:p>
+        </w:tc>
+        <w:tc>
+          <w:tcPr>
+            <w:tcW w:type="dxa" w:w="2835"/>
+            <w:shd w:fill="D6E4F0" w:val="clear"/>
+          </w:tcPr>
+          <w:p>
+            <w:pPr>
+              <w:jc w:val="center"/>
+            </w:pPr>
+            <w:r/>
+            <w:r>
+              <w:rPr>
+                <w:rFonts w:ascii="微软雅黑" w:hAnsi="微软雅黑" w:eastAsia="微软雅黑"/>
+                <w:b w:val="0"/>
+                <w:sz w:val="22"/>
+              </w:rPr>
+              <w:t>停止</w:t>
+            </w:r>
+          </w:p>
+        </w:tc>
+      </w:tr>
+      <w:tr>
+        <w:tc>
+          <w:tcPr>
+            <w:tcW w:type="dxa" w:w="2268"/>
+          </w:tcPr>
+          <w:p>
+            <w:pPr>
+              <w:jc w:val="center"/>
+            </w:pPr>
+            <w:r/>
+            <w:r>
+              <w:rPr>
+                <w:rFonts w:ascii="微软雅黑" w:hAnsi="微软雅黑" w:eastAsia="微软雅黑"/>
+                <w:b w:val="0"/>
+                <w:sz w:val="22"/>
+              </w:rPr>
+              <w:t>0x03</w:t>
+            </w:r>
+          </w:p>
+        </w:tc>
+        <w:tc>
+          <w:tcPr>
+            <w:tcW w:type="dxa" w:w="2835"/>
+          </w:tcPr>
+          <w:p>
+            <w:pPr>
+              <w:jc w:val="center"/>
+            </w:pPr>
+            <w:r/>
+            <w:r>
+              <w:rPr>
+                <w:rFonts w:ascii="微软雅黑" w:hAnsi="微软雅黑" w:eastAsia="微软雅黑"/>
+                <w:b w:val="0"/>
+                <w:sz w:val="22"/>
+              </w:rPr>
+              <w:t>重置</w:t>
+            </w:r>
+          </w:p>
+        </w:tc>
+      </w:tr>
+      <w:tr>
+        <w:tc>
+          <w:tcPr>
+            <w:tcW w:type="dxa" w:w="2268"/>
+            <w:shd w:fill="D6E4F0" w:val="clear"/>
+          </w:tcPr>
+          <w:p>
+            <w:pPr>
+              <w:jc w:val="center"/>
+            </w:pPr>
+            <w:r/>
+            <w:r>
+              <w:rPr>
+                <w:rFonts w:ascii="微软雅黑" w:hAnsi="微软雅黑" w:eastAsia="微软雅黑"/>
+                <w:b w:val="0"/>
+                <w:sz w:val="22"/>
+              </w:rPr>
+              <w:t>0x04</w:t>
+            </w:r>
+          </w:p>
+        </w:tc>
+        <w:tc>
+          <w:tcPr>
+            <w:tcW w:type="dxa" w:w="2835"/>
+            <w:shd w:fill="D6E4F0" w:val="clear"/>
+          </w:tcPr>
+          <w:p>
+            <w:pPr>
+              <w:jc w:val="center"/>
+            </w:pPr>
+            <w:r/>
+            <w:r>
+              <w:rPr>
+                <w:rFonts w:ascii="微软雅黑" w:hAnsi="微软雅黑" w:eastAsia="微软雅黑"/>
+                <w:b w:val="0"/>
+                <w:sz w:val="22"/>
+              </w:rPr>
+              <w:t>校准</w:t>
+            </w:r>
+          </w:p>
+        </w:tc>
+      </w:tr>
+    </w:tbl>
+    <w:p>
+      <w:pPr>
+        <w:pStyle w:val="Heading1"/>
+      </w:pPr>
+      <w:r>
+        <w:rPr>
+          <w:rFonts w:ascii="微软雅黑" w:hAnsi="微软雅黑" w:eastAsia="微软雅黑"/>
+          <w:b/>
+        </w:rPr>
+        <w:t>8. 常见问题</w:t>
+      </w:r>
+    </w:p>
+    <w:p>
+      <w:pPr>
+        <w:pStyle w:val="Heading3"/>
+      </w:pPr>
+      <w:r>
+        <w:rPr>
+          <w:rFonts w:ascii="微软雅黑" w:hAnsi="微软雅黑" w:eastAsia="微软雅黑"/>
+          <w:b/>
+        </w:rPr>
+        <w:t>Q1: 无法找到串口</w:t>
+      </w:r>
+    </w:p>
+    <w:p>
+      <w:pPr>
+        <w:pStyle w:val="ListBullet"/>
+        <w:spacing w:after="40" w:before="20"/>
+        <w:ind w:left="567"/>
+      </w:pPr>
+      <w:r>
+        <w:rPr>
+          <w:rFonts w:ascii="微软雅黑" w:hAnsi="微软雅黑" w:eastAsia="微软雅黑"/>
+          <w:b w:val="0"/>
+          <w:sz w:val="22"/>
+        </w:rPr>
+        <w:t>检查设备是否已连接到电脑</w:t>
+      </w:r>
+    </w:p>
+    <w:p>
+      <w:pPr>
+        <w:pStyle w:val="ListBullet"/>
+        <w:spacing w:after="40" w:before="20"/>
+        <w:ind w:left="567"/>
+      </w:pPr>
+      <w:r>
+        <w:rPr>
+          <w:rFonts w:ascii="微软雅黑" w:hAnsi="微软雅黑" w:eastAsia="微软雅黑"/>
+          <w:b w:val="0"/>
+          <w:sz w:val="22"/>
+        </w:rPr>
+        <w:t>检查USB转串口驱动是否已安装</w:t>
+      </w:r>
+    </w:p>
+    <w:p>
+      <w:pPr>
+        <w:pStyle w:val="ListBullet"/>
+        <w:spacing w:after="40" w:before="20"/>
+        <w:ind w:left="567"/>
+      </w:pPr>
+      <w:r>
+        <w:rPr>
+          <w:rFonts w:ascii="微软雅黑" w:hAnsi="微软雅黑" w:eastAsia="微软雅黑"/>
+          <w:b w:val="0"/>
+          <w:sz w:val="22"/>
+        </w:rPr>
+        <w:t>点击"Refresh"按钮重新扫描可用端口</w:t>
+      </w:r>
+    </w:p>
+    <w:p>
+      <w:pPr>
+        <w:pStyle w:val="ListBullet"/>
+        <w:spacing w:after="40" w:before="20"/>
+        <w:ind w:left="567"/>
+      </w:pPr>
+      <w:r>
+        <w:rPr>
+          <w:rFonts w:ascii="微软雅黑" w:hAnsi="微软雅黑" w:eastAsia="微软雅黑"/>
+          <w:b w:val="0"/>
+          <w:sz w:val="22"/>
+        </w:rPr>
+        <w:t>检查设备管理器中串口是否正常识别</w:t>
+      </w:r>
+    </w:p>
+    <w:p>
+      <w:pPr>
+        <w:pStyle w:val="Heading3"/>
+      </w:pPr>
+      <w:r>
+        <w:rPr>
+          <w:rFonts w:ascii="微软雅黑" w:hAnsi="微软雅黑" w:eastAsia="微软雅黑"/>
+          <w:b/>
+        </w:rPr>
+        <w:t>Q2: 连接失败</w:t>
+      </w:r>
+    </w:p>
+    <w:p>
+      <w:pPr>
+        <w:pStyle w:val="ListBullet"/>
+        <w:spacing w:after="40" w:before="20"/>
+        <w:ind w:left="567"/>
+      </w:pPr>
+      <w:r>
+        <w:rPr>
+          <w:rFonts w:ascii="微软雅黑" w:hAnsi="微软雅黑" w:eastAsia="微软雅黑"/>
+          <w:b w:val="0"/>
+          <w:sz w:val="22"/>
+        </w:rPr>
+        <w:t>确认串口参数与设备一致（默认115200-8-N-1）</w:t>
+      </w:r>
+    </w:p>
+    <w:p>
+      <w:pPr>
+        <w:pStyle w:val="ListBullet"/>
+        <w:spacing w:after="40" w:before="20"/>
+        <w:ind w:left="567"/>
+      </w:pPr>
+      <w:r>
+        <w:rPr>
+          <w:rFonts w:ascii="微软雅黑" w:hAnsi="微软雅黑" w:eastAsia="微软雅黑"/>
+          <w:b w:val="0"/>
+          <w:sz w:val="22"/>
+        </w:rPr>
+        <w:t>确认串口未被其他程序占用</w:t>
+      </w:r>
+    </w:p>
+    <w:p>
+      <w:pPr>
+        <w:pStyle w:val="ListBullet"/>
+        <w:spacing w:after="40" w:before="20"/>
+        <w:ind w:left="567"/>
+      </w:pPr>
+      <w:r>
+        <w:rPr>
+          <w:rFonts w:ascii="微软雅黑" w:hAnsi="微软雅黑" w:eastAsia="微软雅黑"/>
+          <w:b w:val="0"/>
+          <w:sz w:val="22"/>
+        </w:rPr>
+        <w:t>检查设备是否已上电</w:t>
+      </w:r>
+    </w:p>
+    <w:p>
+      <w:pPr>
+        <w:pStyle w:val="ListBullet"/>
+        <w:spacing w:after="40" w:before="20"/>
+        <w:ind w:left="567"/>
+      </w:pPr>
+      <w:r>
+        <w:rPr>
+          <w:rFonts w:ascii="微软雅黑" w:hAnsi="微软雅黑" w:eastAsia="微软雅黑"/>
+          <w:b w:val="0"/>
+          <w:sz w:val="22"/>
+        </w:rPr>
+        <w:t>查看日志面板的错误信息</w:t>
+      </w:r>
+    </w:p>
+    <w:p>
+      <w:pPr>
+        <w:pStyle w:val="Heading3"/>
+      </w:pPr>
+      <w:r>
+        <w:rPr>
+          <w:rFonts w:ascii="微软雅黑" w:hAnsi="微软雅黑" w:eastAsia="微软雅黑"/>
+          <w:b/>
+        </w:rPr>
+        <w:t>Q3: 数据不更新</w:t>
+      </w:r>
+    </w:p>
+    <w:p>
+      <w:pPr>
+        <w:pStyle w:val="ListBullet"/>
+        <w:spacing w:after="40" w:before="20"/>
+        <w:ind w:left="567"/>
+      </w:pPr>
+      <w:r>
+        <w:rPr>
+          <w:rFonts w:ascii="微软雅黑" w:hAnsi="微软雅黑" w:eastAsia="微软雅黑"/>
+          <w:b w:val="0"/>
+          <w:sz w:val="22"/>
+        </w:rPr>
+        <w:t>确认设备已连接且已启动（点击Start按钮）</w:t>
+      </w:r>
+    </w:p>
+    <w:p>
+      <w:pPr>
+        <w:pStyle w:val="ListBullet"/>
+        <w:spacing w:after="40" w:before="20"/>
+        <w:ind w:left="567"/>
+      </w:pPr>
+      <w:r>
+        <w:rPr>
+          <w:rFonts w:ascii="微软雅黑" w:hAnsi="微软雅黑" w:eastAsia="微软雅黑"/>
+          <w:b w:val="0"/>
+          <w:sz w:val="22"/>
+        </w:rPr>
+        <w:t>检查串口通信是否正常（查看日志面板TX/RX数据）</w:t>
+      </w:r>
+    </w:p>
+    <w:p>
+      <w:pPr>
+        <w:pStyle w:val="ListBullet"/>
+        <w:spacing w:after="40" w:before="20"/>
+        <w:ind w:left="567"/>
+      </w:pPr>
+      <w:r>
+        <w:rPr>
+          <w:rFonts w:ascii="微软雅黑" w:hAnsi="微软雅黑" w:eastAsia="微软雅黑"/>
+          <w:b w:val="0"/>
+          <w:sz w:val="22"/>
+        </w:rPr>
+        <w:t>确认轮询定时器正在运行</w:t>
+      </w:r>
+    </w:p>
+    <w:p>
+      <w:pPr>
+        <w:pStyle w:val="ListBullet"/>
+        <w:spacing w:after="40" w:before="20"/>
+        <w:ind w:left="567"/>
+      </w:pPr>
+      <w:r>
+        <w:rPr>
+          <w:rFonts w:ascii="微软雅黑" w:hAnsi="微软雅黑" w:eastAsia="微软雅黑"/>
+          <w:b w:val="0"/>
+          <w:sz w:val="22"/>
+        </w:rPr>
+        <w:t>检查波特率设置是否正确</w:t>
+      </w:r>
+    </w:p>
+    <w:p>
+      <w:pPr>
+        <w:pStyle w:val="Heading3"/>
+      </w:pPr>
+      <w:r>
+        <w:rPr>
+          <w:rFonts w:ascii="微软雅黑" w:hAnsi="微软雅黑" w:eastAsia="微软雅黑"/>
+          <w:b/>
+        </w:rPr>
+        <w:t>Q4: 参数设置无效</w:t>
+      </w:r>
+    </w:p>
+    <w:p>
+      <w:pPr>
+        <w:pStyle w:val="ListBullet"/>
+        <w:spacing w:after="40" w:before="20"/>
+        <w:ind w:left="567"/>
+      </w:pPr>
+      <w:r>
+        <w:rPr>
+          <w:rFonts w:ascii="微软雅黑" w:hAnsi="微软雅黑" w:eastAsia="微软雅黑"/>
+          <w:b w:val="0"/>
+          <w:sz w:val="22"/>
+        </w:rPr>
+        <w:t>确认设备已连接且正在运行</w:t>
+      </w:r>
+    </w:p>
+    <w:p>
+      <w:pPr>
+        <w:pStyle w:val="ListBullet"/>
+        <w:spacing w:after="40" w:before="20"/>
+        <w:ind w:left="567"/>
+      </w:pPr>
+      <w:r>
+        <w:rPr>
+          <w:rFonts w:ascii="微软雅黑" w:hAnsi="微软雅黑" w:eastAsia="微软雅黑"/>
+          <w:b w:val="0"/>
+          <w:sz w:val="22"/>
+        </w:rPr>
+        <w:t>参数变更只在设备运行状态下生效</w:t>
+      </w:r>
+    </w:p>
+    <w:p>
+      <w:pPr>
+        <w:pStyle w:val="ListBullet"/>
+        <w:spacing w:after="40" w:before="20"/>
+        <w:ind w:left="567"/>
+      </w:pPr>
+      <w:r>
+        <w:rPr>
+          <w:rFonts w:ascii="微软雅黑" w:hAnsi="微软雅黑" w:eastAsia="微软雅黑"/>
+          <w:b w:val="0"/>
+          <w:sz w:val="22"/>
+        </w:rPr>
+        <w:t>检查参数值是否在有效范围内</w:t>
+      </w:r>
+    </w:p>
+    <w:p>
+      <w:pPr>
+        <w:pStyle w:val="Heading3"/>
+      </w:pPr>
+      <w:r>
+        <w:rPr>
+          <w:rFonts w:ascii="微软雅黑" w:hAnsi="微软雅黑" w:eastAsia="微软雅黑"/>
+          <w:b/>
+        </w:rPr>
+        <w:t>Q5: 报警阈值如何修改</w:t>
+      </w:r>
+    </w:p>
+    <w:p>
+      <w:pPr>
+        <w:pStyle w:val="ListBullet"/>
+        <w:spacing w:after="40" w:before="20"/>
+        <w:ind w:left="567"/>
+      </w:pPr>
+      <w:r>
+        <w:rPr>
+          <w:rFonts w:ascii="微软雅黑" w:hAnsi="微软雅黑" w:eastAsia="微软雅黑"/>
+          <w:b w:val="0"/>
+          <w:sz w:val="22"/>
+        </w:rPr>
+        <w:t>通过alarm_config.ini文件修改</w:t>
+      </w:r>
+    </w:p>
+    <w:p>
+      <w:pPr>
+        <w:pStyle w:val="ListBullet"/>
+        <w:spacing w:after="40" w:before="20"/>
+        <w:ind w:left="567"/>
+      </w:pPr>
+      <w:r>
+        <w:rPr>
+          <w:rFonts w:ascii="微软雅黑" w:hAnsi="微软雅黑" w:eastAsia="微软雅黑"/>
+          <w:b w:val="0"/>
+          <w:sz w:val="22"/>
+        </w:rPr>
+        <w:t>修改后重启程序生效</w:t>
+      </w:r>
+    </w:p>
+    <w:p>
+      <w:pPr>
+        <w:pStyle w:val="ListBullet"/>
+        <w:spacing w:after="40" w:before="20"/>
+        <w:ind w:left="567"/>
+      </w:pPr>
+      <w:r>
+        <w:rPr>
+          <w:rFonts w:ascii="微软雅黑" w:hAnsi="微软雅黑" w:eastAsia="微软雅黑"/>
+          <w:b w:val="0"/>
+          <w:sz w:val="22"/>
+        </w:rPr>
+        <w:t>默认所有报警检测为禁用状态</w:t>
+      </w:r>
+    </w:p>
+    <w:p>
+      <w:pPr>
+        <w:pStyle w:val="Heading3"/>
+      </w:pPr>
+      <w:r>
+        <w:rPr>
+          <w:rFonts w:ascii="微软雅黑" w:hAnsi="微软雅黑" w:eastAsia="微软雅黑"/>
+          <w:b/>
+        </w:rPr>
+        <w:t>Q6: 如何导出数据</w:t>
+      </w:r>
+    </w:p>
+    <w:p>
+      <w:pPr>
+        <w:pStyle w:val="ListBullet"/>
+        <w:spacing w:after="40" w:before="20"/>
+        <w:ind w:left="567"/>
+      </w:pPr>
+      <w:r>
+        <w:rPr>
+          <w:rFonts w:ascii="微软雅黑" w:hAnsi="微软雅黑" w:eastAsia="微软雅黑"/>
+          <w:b w:val="0"/>
+          <w:sz w:val="22"/>
+        </w:rPr>
+        <w:t>使用数据表格面板的导出功能</w:t>
+      </w:r>
+    </w:p>
+    <w:p>
+      <w:pPr>
+        <w:pStyle w:val="ListBullet"/>
+        <w:spacing w:after="40" w:before="20"/>
+        <w:ind w:left="567"/>
+      </w:pPr>
+      <w:r>
+        <w:rPr>
+          <w:rFonts w:ascii="微软雅黑" w:hAnsi="微软雅黑" w:eastAsia="微软雅黑"/>
+          <w:b w:val="0"/>
+          <w:sz w:val="22"/>
+        </w:rPr>
+        <w:t>导出为CSV格式，可用Excel打开</w:t>
+      </w:r>
+    </w:p>
+    <w:p>
+      <w:pPr>
+        <w:pStyle w:val="Heading1"/>
+      </w:pPr>
+      <w:r>
+        <w:rPr>
+          <w:rFonts w:ascii="微软雅黑" w:hAnsi="微软雅黑" w:eastAsia="微软雅黑"/>
+          <w:b/>
+        </w:rPr>
+        <w:t>9. 技术参数</w:t>
+      </w:r>
+    </w:p>
+    <w:tbl>
+      <w:tblPr>
+        <w:tblStyle w:val="TableGrid"/>
+        <w:tblW w:type="auto" w:w="0"/>
+        <w:jc w:val="center"/>
+        <w:tblLook w:firstColumn="1" w:firstRow="1" w:lastColumn="0" w:lastRow="0" w:noHBand="0" w:noVBand="1" w:val="04A0"/>
+      </w:tblPr>
+      <w:tblGrid>
+        <w:gridCol w:w="2161"/>
+        <w:gridCol w:w="2161"/>
+        <w:gridCol w:w="2161"/>
+        <w:gridCol w:w="2161"/>
+      </w:tblGrid>
+      <w:tr>
+        <w:tc>
+          <w:tcPr>
+            <w:tcW w:type="dxa" w:w="1701"/>
             <w:shd w:fill="1F497D" w:val="clear"/>
           </w:tcPr>
           <w:p>
@@ -1888,7 +3584,7 @@
         </w:tc>
         <w:tc>
           <w:tcPr>
-            <w:tcW w:type="dxa" w:w="2551"/>
+            <w:tcW w:type="dxa" w:w="1984"/>
             <w:shd w:fill="1F497D" w:val="clear"/>
           </w:tcPr>
           <w:p>
@@ -1909,7 +3605,28 @@
         </w:tc>
         <w:tc>
           <w:tcPr>
-            <w:tcW w:type="dxa" w:w="3118"/>
+            <w:tcW w:type="dxa" w:w="1701"/>
+            <w:shd w:fill="1F497D" w:val="clear"/>
+          </w:tcPr>
+          <w:p>
+            <w:pPr>
+              <w:jc w:val="center"/>
+            </w:pPr>
+            <w:r/>
+            <w:r>
+              <w:rPr>
+                <w:rFonts w:ascii="微软雅黑" w:hAnsi="微软雅黑" w:eastAsia="微软雅黑"/>
+                <w:b/>
+                <w:color w:val="FFFFFF"/>
+                <w:sz w:val="22"/>
+              </w:rPr>
+              <w:t>默认值</w:t>
+            </w:r>
+          </w:p>
+        </w:tc>
+        <w:tc>
+          <w:tcPr>
+            <w:tcW w:type="dxa" w:w="2551"/>
             <w:shd w:fill="1F497D" w:val="clear"/>
           </w:tcPr>
           <w:p>
@@ -1932,7 +3649,7 @@
       <w:tr>
         <w:tc>
           <w:tcPr>
-            <w:tcW w:type="dxa" w:w="2268"/>
+            <w:tcW w:type="dxa" w:w="1701"/>
           </w:tcPr>
           <w:p>
             <w:pPr>
@@ -1942,9 +3659,48 @@
             <w:r>
               <w:rPr>
                 <w:rFonts w:ascii="微软雅黑" w:hAnsi="微软雅黑" w:eastAsia="微软雅黑"/>
+                <w:b w:val="0"/>
                 <w:sz w:val="22"/>
               </w:rPr>
               <w:t>电流</w:t>
+            </w:r>
+          </w:p>
+        </w:tc>
+        <w:tc>
+          <w:tcPr>
+            <w:tcW w:type="dxa" w:w="1984"/>
+          </w:tcPr>
+          <w:p>
+            <w:pPr>
+              <w:jc w:val="center"/>
+            </w:pPr>
+            <w:r/>
+            <w:r>
+              <w:rPr>
+                <w:rFonts w:ascii="微软雅黑" w:hAnsi="微软雅黑" w:eastAsia="微软雅黑"/>
+                <w:b w:val="0"/>
+                <w:sz w:val="22"/>
+              </w:rPr>
+              <w:t>0-1000 mA</w:t>
+            </w:r>
+          </w:p>
+        </w:tc>
+        <w:tc>
+          <w:tcPr>
+            <w:tcW w:type="dxa" w:w="1701"/>
+          </w:tcPr>
+          <w:p>
+            <w:pPr>
+              <w:jc w:val="center"/>
+            </w:pPr>
+            <w:r/>
+            <w:r>
+              <w:rPr>
+                <w:rFonts w:ascii="微软雅黑" w:hAnsi="微软雅黑" w:eastAsia="微软雅黑"/>
+                <w:b w:val="0"/>
+                <w:sz w:val="22"/>
+              </w:rPr>
+              <w:t>0 mA</w:t>
             </w:r>
           </w:p>
         </w:tc>
@@ -1960,24 +3716,7 @@
             <w:r>
               <w:rPr>
                 <w:rFonts w:ascii="微软雅黑" w:hAnsi="微软雅黑" w:eastAsia="微软雅黑"/>
-                <w:sz w:val="22"/>
-              </w:rPr>
-              <w:t>0-1000 mA</w:t>
-            </w:r>
-          </w:p>
-        </w:tc>
-        <w:tc>
-          <w:tcPr>
-            <w:tcW w:type="dxa" w:w="3118"/>
-          </w:tcPr>
-          <w:p>
-            <w:pPr>
-              <w:jc w:val="center"/>
-            </w:pPr>
-            <w:r/>
-            <w:r>
-              <w:rPr>
-                <w:rFonts w:ascii="微软雅黑" w:hAnsi="微软雅黑" w:eastAsia="微软雅黑"/>
+                <w:b w:val="0"/>
                 <w:sz w:val="22"/>
               </w:rPr>
               <w:t>电流控制范围</w:t>
@@ -1988,7 +3727,7 @@
       <w:tr>
         <w:tc>
           <w:tcPr>
-            <w:tcW w:type="dxa" w:w="2268"/>
+            <w:tcW w:type="dxa" w:w="1701"/>
             <w:shd w:fill="D6E4F0" w:val="clear"/>
           </w:tcPr>
           <w:p>
@@ -1999,9 +3738,50 @@
             <w:r>
               <w:rPr>
                 <w:rFonts w:ascii="微软雅黑" w:hAnsi="微软雅黑" w:eastAsia="微软雅黑"/>
+                <w:b w:val="0"/>
                 <w:sz w:val="22"/>
               </w:rPr>
               <w:t>温度</w:t>
+            </w:r>
+          </w:p>
+        </w:tc>
+        <w:tc>
+          <w:tcPr>
+            <w:tcW w:type="dxa" w:w="1984"/>
+            <w:shd w:fill="D6E4F0" w:val="clear"/>
+          </w:tcPr>
+          <w:p>
+            <w:pPr>
+              <w:jc w:val="center"/>
+            </w:pPr>
+            <w:r/>
+            <w:r>
+              <w:rPr>
+                <w:rFonts w:ascii="微软雅黑" w:hAnsi="微软雅黑" w:eastAsia="微软雅黑"/>
+                <w:b w:val="0"/>
+                <w:sz w:val="22"/>
+              </w:rPr>
+              <w:t>-40~125 °C</w:t>
+            </w:r>
+          </w:p>
+        </w:tc>
+        <w:tc>
+          <w:tcPr>
+            <w:tcW w:type="dxa" w:w="1701"/>
+            <w:shd w:fill="D6E4F0" w:val="clear"/>
+          </w:tcPr>
+          <w:p>
+            <w:pPr>
+              <w:jc w:val="center"/>
+            </w:pPr>
+            <w:r/>
+            <w:r>
+              <w:rPr>
+                <w:rFonts w:ascii="微软雅黑" w:hAnsi="微软雅黑" w:eastAsia="微软雅黑"/>
+                <w:b w:val="0"/>
+                <w:sz w:val="22"/>
+              </w:rPr>
+              <w:t>25 °C</w:t>
             </w:r>
           </w:p>
         </w:tc>
@@ -2018,25 +3798,7 @@
             <w:r>
               <w:rPr>
                 <w:rFonts w:ascii="微软雅黑" w:hAnsi="微软雅黑" w:eastAsia="微软雅黑"/>
-                <w:sz w:val="22"/>
-              </w:rPr>
-              <w:t>-40~125 °C</w:t>
-            </w:r>
-          </w:p>
-        </w:tc>
-        <w:tc>
-          <w:tcPr>
-            <w:tcW w:type="dxa" w:w="3118"/>
-            <w:shd w:fill="D6E4F0" w:val="clear"/>
-          </w:tcPr>
-          <w:p>
-            <w:pPr>
-              <w:jc w:val="center"/>
-            </w:pPr>
-            <w:r/>
-            <w:r>
-              <w:rPr>
-                <w:rFonts w:ascii="微软雅黑" w:hAnsi="微软雅黑" w:eastAsia="微软雅黑"/>
+                <w:b w:val="0"/>
                 <w:sz w:val="22"/>
               </w:rPr>
               <w:t>温度控制范围</w:t>
@@ -2047,7 +3809,7 @@
       <w:tr>
         <w:tc>
           <w:tcPr>
-            <w:tcW w:type="dxa" w:w="2268"/>
+            <w:tcW w:type="dxa" w:w="1701"/>
           </w:tcPr>
           <w:p>
             <w:pPr>
@@ -2057,9 +3819,48 @@
             <w:r>
               <w:rPr>
                 <w:rFonts w:ascii="微软雅黑" w:hAnsi="微软雅黑" w:eastAsia="微软雅黑"/>
+                <w:b w:val="0"/>
                 <w:sz w:val="22"/>
               </w:rPr>
               <w:t>功率</w:t>
+            </w:r>
+          </w:p>
+        </w:tc>
+        <w:tc>
+          <w:tcPr>
+            <w:tcW w:type="dxa" w:w="1984"/>
+          </w:tcPr>
+          <w:p>
+            <w:pPr>
+              <w:jc w:val="center"/>
+            </w:pPr>
+            <w:r/>
+            <w:r>
+              <w:rPr>
+                <w:rFonts w:ascii="微软雅黑" w:hAnsi="微软雅黑" w:eastAsia="微软雅黑"/>
+                <w:b w:val="0"/>
+                <w:sz w:val="22"/>
+              </w:rPr>
+              <w:t>0-10000 mW</w:t>
+            </w:r>
+          </w:p>
+        </w:tc>
+        <w:tc>
+          <w:tcPr>
+            <w:tcW w:type="dxa" w:w="1701"/>
+          </w:tcPr>
+          <w:p>
+            <w:pPr>
+              <w:jc w:val="center"/>
+            </w:pPr>
+            <w:r/>
+            <w:r>
+              <w:rPr>
+                <w:rFonts w:ascii="微软雅黑" w:hAnsi="微软雅黑" w:eastAsia="微软雅黑"/>
+                <w:b w:val="0"/>
+                <w:sz w:val="22"/>
+              </w:rPr>
+              <w:t>0 mW</w:t>
             </w:r>
           </w:p>
         </w:tc>
@@ -2075,24 +3876,7 @@
             <w:r>
               <w:rPr>
                 <w:rFonts w:ascii="微软雅黑" w:hAnsi="微软雅黑" w:eastAsia="微软雅黑"/>
-                <w:sz w:val="22"/>
-              </w:rPr>
-              <w:t>0-10000 mW</w:t>
-            </w:r>
-          </w:p>
-        </w:tc>
-        <w:tc>
-          <w:tcPr>
-            <w:tcW w:type="dxa" w:w="3118"/>
-          </w:tcPr>
-          <w:p>
-            <w:pPr>
-              <w:jc w:val="center"/>
-            </w:pPr>
-            <w:r/>
-            <w:r>
-              <w:rPr>
-                <w:rFonts w:ascii="微软雅黑" w:hAnsi="微软雅黑" w:eastAsia="微软雅黑"/>
+                <w:b w:val="0"/>
                 <w:sz w:val="22"/>
               </w:rPr>
               <w:t>功率控制范围</w:t>
@@ -2103,7 +3887,7 @@
       <w:tr>
         <w:tc>
           <w:tcPr>
-            <w:tcW w:type="dxa" w:w="2268"/>
+            <w:tcW w:type="dxa" w:w="1701"/>
             <w:shd w:fill="D6E4F0" w:val="clear"/>
           </w:tcPr>
           <w:p>
@@ -2114,9 +3898,50 @@
             <w:r>
               <w:rPr>
                 <w:rFonts w:ascii="微软雅黑" w:hAnsi="微软雅黑" w:eastAsia="微软雅黑"/>
+                <w:b w:val="0"/>
                 <w:sz w:val="22"/>
               </w:rPr>
               <w:t>波特率</w:t>
+            </w:r>
+          </w:p>
+        </w:tc>
+        <w:tc>
+          <w:tcPr>
+            <w:tcW w:type="dxa" w:w="1984"/>
+            <w:shd w:fill="D6E4F0" w:val="clear"/>
+          </w:tcPr>
+          <w:p>
+            <w:pPr>
+              <w:jc w:val="center"/>
+            </w:pPr>
+            <w:r/>
+            <w:r>
+              <w:rPr>
+                <w:rFonts w:ascii="微软雅黑" w:hAnsi="微软雅黑" w:eastAsia="微软雅黑"/>
+                <w:b w:val="0"/>
+                <w:sz w:val="22"/>
+              </w:rPr>
+              <w:t>9600-115200</w:t>
+            </w:r>
+          </w:p>
+        </w:tc>
+        <w:tc>
+          <w:tcPr>
+            <w:tcW w:type="dxa" w:w="1701"/>
+            <w:shd w:fill="D6E4F0" w:val="clear"/>
+          </w:tcPr>
+          <w:p>
+            <w:pPr>
+              <w:jc w:val="center"/>
+            </w:pPr>
+            <w:r/>
+            <w:r>
+              <w:rPr>
+                <w:rFonts w:ascii="微软雅黑" w:hAnsi="微软雅黑" w:eastAsia="微软雅黑"/>
+                <w:b w:val="0"/>
+                <w:sz w:val="22"/>
+              </w:rPr>
+              <w:t>115200</w:t>
             </w:r>
           </w:p>
         </w:tc>
@@ -2133,25 +3958,7 @@
             <w:r>
               <w:rPr>
                 <w:rFonts w:ascii="微软雅黑" w:hAnsi="微软雅黑" w:eastAsia="微软雅黑"/>
-                <w:sz w:val="22"/>
-              </w:rPr>
-              <w:t>9600-115200</w:t>
-            </w:r>
-          </w:p>
-        </w:tc>
-        <w:tc>
-          <w:tcPr>
-            <w:tcW w:type="dxa" w:w="3118"/>
-            <w:shd w:fill="D6E4F0" w:val="clear"/>
-          </w:tcPr>
-          <w:p>
-            <w:pPr>
-              <w:jc w:val="center"/>
-            </w:pPr>
-            <w:r/>
-            <w:r>
-              <w:rPr>
-                <w:rFonts w:ascii="微软雅黑" w:hAnsi="微软雅黑" w:eastAsia="微软雅黑"/>
+                <w:b w:val="0"/>
                 <w:sz w:val="22"/>
               </w:rPr>
               <w:t>串口通信速率</w:t>
@@ -2162,7 +3969,7 @@
       <w:tr>
         <w:tc>
           <w:tcPr>
-            <w:tcW w:type="dxa" w:w="2268"/>
+            <w:tcW w:type="dxa" w:w="1701"/>
           </w:tcPr>
           <w:p>
             <w:pPr>
@@ -2172,9 +3979,48 @@
             <w:r>
               <w:rPr>
                 <w:rFonts w:ascii="微软雅黑" w:hAnsi="微软雅黑" w:eastAsia="微软雅黑"/>
+                <w:b w:val="0"/>
                 <w:sz w:val="22"/>
               </w:rPr>
               <w:t>轮询间隔</w:t>
+            </w:r>
+          </w:p>
+        </w:tc>
+        <w:tc>
+          <w:tcPr>
+            <w:tcW w:type="dxa" w:w="1984"/>
+          </w:tcPr>
+          <w:p>
+            <w:pPr>
+              <w:jc w:val="center"/>
+            </w:pPr>
+            <w:r/>
+            <w:r>
+              <w:rPr>
+                <w:rFonts w:ascii="微软雅黑" w:hAnsi="微软雅黑" w:eastAsia="微软雅黑"/>
+                <w:b w:val="0"/>
+                <w:sz w:val="22"/>
+              </w:rPr>
+              <w:t>—</w:t>
+            </w:r>
+          </w:p>
+        </w:tc>
+        <w:tc>
+          <w:tcPr>
+            <w:tcW w:type="dxa" w:w="1701"/>
+          </w:tcPr>
+          <w:p>
+            <w:pPr>
+              <w:jc w:val="center"/>
+            </w:pPr>
+            <w:r/>
+            <w:r>
+              <w:rPr>
+                <w:rFonts w:ascii="微软雅黑" w:hAnsi="微软雅黑" w:eastAsia="微软雅黑"/>
+                <w:b w:val="0"/>
+                <w:sz w:val="22"/>
+              </w:rPr>
+              <w:t>100 ms</w:t>
             </w:r>
           </w:p>
         </w:tc>
@@ -2190,24 +4036,7 @@
             <w:r>
               <w:rPr>
                 <w:rFonts w:ascii="微软雅黑" w:hAnsi="微软雅黑" w:eastAsia="微软雅黑"/>
-                <w:sz w:val="22"/>
-              </w:rPr>
-              <w:t>100 ms</w:t>
-            </w:r>
-          </w:p>
-        </w:tc>
-        <w:tc>
-          <w:tcPr>
-            <w:tcW w:type="dxa" w:w="3118"/>
-          </w:tcPr>
-          <w:p>
-            <w:pPr>
-              <w:jc w:val="center"/>
-            </w:pPr>
-            <w:r/>
-            <w:r>
-              <w:rPr>
-                <w:rFonts w:ascii="微软雅黑" w:hAnsi="微软雅黑" w:eastAsia="微软雅黑"/>
+                <w:b w:val="0"/>
                 <w:sz w:val="22"/>
               </w:rPr>
               <w:t>设备状态轮询周期</w:t>
@@ -2218,7 +4047,7 @@
       <w:tr>
         <w:tc>
           <w:tcPr>
-            <w:tcW w:type="dxa" w:w="2268"/>
+            <w:tcW w:type="dxa" w:w="1701"/>
             <w:shd w:fill="D6E4F0" w:val="clear"/>
           </w:tcPr>
           <w:p>
@@ -2229,9 +4058,50 @@
             <w:r>
               <w:rPr>
                 <w:rFonts w:ascii="微软雅黑" w:hAnsi="微软雅黑" w:eastAsia="微软雅黑"/>
+                <w:b w:val="0"/>
                 <w:sz w:val="22"/>
               </w:rPr>
               <w:t>命令超时</w:t>
+            </w:r>
+          </w:p>
+        </w:tc>
+        <w:tc>
+          <w:tcPr>
+            <w:tcW w:type="dxa" w:w="1984"/>
+            <w:shd w:fill="D6E4F0" w:val="clear"/>
+          </w:tcPr>
+          <w:p>
+            <w:pPr>
+              <w:jc w:val="center"/>
+            </w:pPr>
+            <w:r/>
+            <w:r>
+              <w:rPr>
+                <w:rFonts w:ascii="微软雅黑" w:hAnsi="微软雅黑" w:eastAsia="微软雅黑"/>
+                <w:b w:val="0"/>
+                <w:sz w:val="22"/>
+              </w:rPr>
+              <w:t>—</w:t>
+            </w:r>
+          </w:p>
+        </w:tc>
+        <w:tc>
+          <w:tcPr>
+            <w:tcW w:type="dxa" w:w="1701"/>
+            <w:shd w:fill="D6E4F0" w:val="clear"/>
+          </w:tcPr>
+          <w:p>
+            <w:pPr>
+              <w:jc w:val="center"/>
+            </w:pPr>
+            <w:r/>
+            <w:r>
+              <w:rPr>
+                <w:rFonts w:ascii="微软雅黑" w:hAnsi="微软雅黑" w:eastAsia="微软雅黑"/>
+                <w:b w:val="0"/>
+                <w:sz w:val="22"/>
+              </w:rPr>
+              <w:t>2000 ms</w:t>
             </w:r>
           </w:p>
         </w:tc>
@@ -2248,15 +4118,96 @@
             <w:r>
               <w:rPr>
                 <w:rFonts w:ascii="微软雅黑" w:hAnsi="微软雅黑" w:eastAsia="微软雅黑"/>
+                <w:b w:val="0"/>
                 <w:sz w:val="22"/>
               </w:rPr>
-              <w:t>2000 ms</w:t>
+              <w:t>命令响应超时时间</w:t>
+            </w:r>
+          </w:p>
+        </w:tc>
+      </w:tr>
+      <w:tr>
+        <w:tc>
+          <w:tcPr>
+            <w:tcW w:type="dxa" w:w="1701"/>
+          </w:tcPr>
+          <w:p>
+            <w:pPr>
+              <w:jc w:val="center"/>
+            </w:pPr>
+            <w:r/>
+            <w:r>
+              <w:rPr>
+                <w:rFonts w:ascii="微软雅黑" w:hAnsi="微软雅黑" w:eastAsia="微软雅黑"/>
+                <w:b w:val="0"/>
+                <w:sz w:val="22"/>
+              </w:rPr>
+              <w:t>数据缓存</w:t>
             </w:r>
           </w:p>
         </w:tc>
         <w:tc>
           <w:tcPr>
-            <w:tcW w:type="dxa" w:w="3118"/>
+            <w:tcW w:type="dxa" w:w="1984"/>
+          </w:tcPr>
+          <w:p>
+            <w:pPr>
+              <w:jc w:val="center"/>
+            </w:pPr>
+            <w:r/>
+            <w:r>
+              <w:rPr>
+                <w:rFonts w:ascii="微软雅黑" w:hAnsi="微软雅黑" w:eastAsia="微软雅黑"/>
+                <w:b w:val="0"/>
+                <w:sz w:val="22"/>
+              </w:rPr>
+              <w:t>—</w:t>
+            </w:r>
+          </w:p>
+        </w:tc>
+        <w:tc>
+          <w:tcPr>
+            <w:tcW w:type="dxa" w:w="1701"/>
+          </w:tcPr>
+          <w:p>
+            <w:pPr>
+              <w:jc w:val="center"/>
+            </w:pPr>
+            <w:r/>
+            <w:r>
+              <w:rPr>
+                <w:rFonts w:ascii="微软雅黑" w:hAnsi="微软雅黑" w:eastAsia="微软雅黑"/>
+                <w:b w:val="0"/>
+                <w:sz w:val="22"/>
+              </w:rPr>
+              <w:t>10000条</w:t>
+            </w:r>
+          </w:p>
+        </w:tc>
+        <w:tc>
+          <w:tcPr>
+            <w:tcW w:type="dxa" w:w="2551"/>
+          </w:tcPr>
+          <w:p>
+            <w:pPr>
+              <w:jc w:val="center"/>
+            </w:pPr>
+            <w:r/>
+            <w:r>
+              <w:rPr>
+                <w:rFonts w:ascii="微软雅黑" w:hAnsi="微软雅黑" w:eastAsia="微软雅黑"/>
+                <w:b w:val="0"/>
+                <w:sz w:val="22"/>
+              </w:rPr>
+              <w:t>内存数据缓存大小</w:t>
+            </w:r>
+          </w:p>
+        </w:tc>
+      </w:tr>
+      <w:tr>
+        <w:tc>
+          <w:tcPr>
+            <w:tcW w:type="dxa" w:w="1701"/>
             <w:shd w:fill="D6E4F0" w:val="clear"/>
           </w:tcPr>
           <w:p>
@@ -2267,9 +4218,70 @@
             <w:r>
               <w:rPr>
                 <w:rFonts w:ascii="微软雅黑" w:hAnsi="微软雅黑" w:eastAsia="微软雅黑"/>
+                <w:b w:val="0"/>
                 <w:sz w:val="22"/>
               </w:rPr>
-              <w:t>命令响应超时时间</w:t>
+              <w:t>帧缓冲区</w:t>
+            </w:r>
+          </w:p>
+        </w:tc>
+        <w:tc>
+          <w:tcPr>
+            <w:tcW w:type="dxa" w:w="1984"/>
+            <w:shd w:fill="D6E4F0" w:val="clear"/>
+          </w:tcPr>
+          <w:p>
+            <w:pPr>
+              <w:jc w:val="center"/>
+            </w:pPr>
+            <w:r/>
+            <w:r>
+              <w:rPr>
+                <w:rFonts w:ascii="微软雅黑" w:hAnsi="微软雅黑" w:eastAsia="微软雅黑"/>
+                <w:b w:val="0"/>
+                <w:sz w:val="22"/>
+              </w:rPr>
+              <w:t>—</w:t>
+            </w:r>
+          </w:p>
+        </w:tc>
+        <w:tc>
+          <w:tcPr>
+            <w:tcW w:type="dxa" w:w="1701"/>
+            <w:shd w:fill="D6E4F0" w:val="clear"/>
+          </w:tcPr>
+          <w:p>
+            <w:pPr>
+              <w:jc w:val="center"/>
+            </w:pPr>
+            <w:r/>
+            <w:r>
+              <w:rPr>
+                <w:rFonts w:ascii="微软雅黑" w:hAnsi="微软雅黑" w:eastAsia="微软雅黑"/>
+                <w:b w:val="0"/>
+                <w:sz w:val="22"/>
+              </w:rPr>
+              <w:t>4096字节</w:t>
+            </w:r>
+          </w:p>
+        </w:tc>
+        <w:tc>
+          <w:tcPr>
+            <w:tcW w:type="dxa" w:w="2551"/>
+            <w:shd w:fill="D6E4F0" w:val="clear"/>
+          </w:tcPr>
+          <w:p>
+            <w:pPr>
+              <w:jc w:val="center"/>
+            </w:pPr>
+            <w:r/>
+            <w:r>
+              <w:rPr>
+                <w:rFonts w:ascii="微软雅黑" w:hAnsi="微软雅黑" w:eastAsia="微软雅黑"/>
+                <w:b w:val="0"/>
+                <w:sz w:val="22"/>
+              </w:rPr>
+              <w:t>接收缓冲区上限</w:t>
             </w:r>
           </w:p>
         </w:tc>
@@ -2282,8 +4294,9 @@
       <w:r>
         <w:rPr>
           <w:rFonts w:ascii="微软雅黑" w:hAnsi="微软雅黑" w:eastAsia="微软雅黑"/>
+          <w:b/>
         </w:rPr>
-        <w:t>9. 联系方式</w:t>
+        <w:t>10. 联系方式</w:t>
       </w:r>
     </w:p>
     <w:p>
